--- a/docs/GDD_Laberinto_de_Acero.docx
+++ b/docs/GDD_Laberinto_de_Acero.docx
@@ -68,7 +68,7 @@
           <w:noProof/>
         </w:rPr>
         <w:drawing>
-          <wp:inline distT="0" distB="0" distL="0" distR="0" wp14:anchorId="1370CE8E" wp14:editId="69B0EA9C">
+          <wp:inline distT="0" distB="0" distL="0" distR="0" wp14:anchorId="4C96781D" wp14:editId="438AE174">
             <wp:extent cx="1428750" cy="923925"/>
             <wp:effectExtent l="0" t="0" r="0" b="0"/>
             <wp:docPr id="1" name="Picture 1"/>
@@ -114,10 +114,10 @@
           <w:noProof/>
         </w:rPr>
         <w:drawing>
-          <wp:inline distT="0" distB="0" distL="0" distR="0" wp14:anchorId="43255862" wp14:editId="0ABC8F28">
+          <wp:inline distT="0" distB="0" distL="0" distR="0" wp14:anchorId="41F7EEB7" wp14:editId="5F8DB892">
             <wp:extent cx="1428750" cy="904875"/>
             <wp:effectExtent l="0" t="0" r="0" b="0"/>
-            <wp:docPr id="2039949396" name="Picture 2039949396"/>
+            <wp:docPr id="31302139" name="Picture 31302139"/>
             <wp:cNvGraphicFramePr>
               <a:graphicFrameLocks xmlns:a="http://schemas.openxmlformats.org/drawingml/2006/main" noChangeAspect="1"/>
             </wp:cNvGraphicFramePr>
@@ -160,10 +160,10 @@
           <w:noProof/>
         </w:rPr>
         <w:drawing>
-          <wp:inline distT="0" distB="0" distL="0" distR="0" wp14:anchorId="7ECCA60D" wp14:editId="0C0B4D97">
+          <wp:inline distT="0" distB="0" distL="0" distR="0" wp14:anchorId="5AEEADED" wp14:editId="119344BA">
             <wp:extent cx="1428750" cy="904875"/>
             <wp:effectExtent l="0" t="0" r="0" b="0"/>
-            <wp:docPr id="821212568" name="Picture 821212568"/>
+            <wp:docPr id="260785275" name="Picture 260785275"/>
             <wp:cNvGraphicFramePr>
               <a:graphicFrameLocks xmlns:a="http://schemas.openxmlformats.org/drawingml/2006/main" noChangeAspect="1"/>
             </wp:cNvGraphicFramePr>
@@ -214,7 +214,7 @@
           <w:left w:w="10" w:type="dxa"/>
           <w:right w:w="10" w:type="dxa"/>
         </w:tblCellMar>
-        <w:tblLook w:val="0000" w:firstRow="0" w:lastRow="0" w:firstColumn="0" w:lastColumn="0" w:noHBand="0" w:noVBand="0"/>
+        <w:tblLook w:val="04A0" w:firstRow="1" w:lastRow="0" w:firstColumn="1" w:lastColumn="0" w:noHBand="0" w:noVBand="1"/>
       </w:tblPr>
       <w:tblGrid>
         <w:gridCol w:w="2600"/>
@@ -600,7 +600,7 @@
         </w:pBdr>
         <w:spacing w:before="320" w:after="140"/>
       </w:pPr>
-      <w:bookmarkStart w:id="0" w:name="_Toc235742985"/>
+      <w:bookmarkStart w:id="0" w:name="_Toc235784576"/>
       <w:r>
         <w:rPr>
           <w:b/>
@@ -617,7 +617,7 @@
     <w:sdt>
       <w:sdtPr>
         <w:alias w:val="Tabla de contenido"/>
-        <w:id w:val="-507671219"/>
+        <w:id w:val="-759364099"/>
       </w:sdtPr>
       <w:sdtEndPr/>
       <w:sdtContent>
@@ -645,7 +645,7 @@
           <w:r>
             <w:fldChar w:fldCharType="separate"/>
           </w:r>
-          <w:hyperlink w:anchor="_Toc235742985" w:history="1">
+          <w:hyperlink w:anchor="_Toc235784576" w:history="1">
             <w:r>
               <w:rPr>
                 <w:rStyle w:val="Hyperlink"/>
@@ -671,7 +671,7 @@
               <w:rPr>
                 <w:noProof/>
               </w:rPr>
-              <w:instrText xml:space="preserve"> PAGEREF _Toc235742985 \h </w:instrText>
+              <w:instrText xml:space="preserve"> PAGEREF _Toc235784576 \h </w:instrText>
             </w:r>
             <w:r>
               <w:rPr>
@@ -713,7 +713,7 @@
               <w14:ligatures w14:val="standardContextual"/>
             </w:rPr>
           </w:pPr>
-          <w:hyperlink w:anchor="_Toc235742986" w:history="1">
+          <w:hyperlink w:anchor="_Toc235784577" w:history="1">
             <w:r>
               <w:rPr>
                 <w:rStyle w:val="Hyperlink"/>
@@ -739,7 +739,7 @@
               <w:rPr>
                 <w:noProof/>
               </w:rPr>
-              <w:instrText xml:space="preserve"> PAGEREF _Toc235742986 \h </w:instrText>
+              <w:instrText xml:space="preserve"> PAGEREF _Toc235784577 \h </w:instrText>
             </w:r>
             <w:r>
               <w:rPr>
@@ -781,7 +781,7 @@
               <w14:ligatures w14:val="standardContextual"/>
             </w:rPr>
           </w:pPr>
-          <w:hyperlink w:anchor="_Toc235742987" w:history="1">
+          <w:hyperlink w:anchor="_Toc235784578" w:history="1">
             <w:r>
               <w:rPr>
                 <w:rStyle w:val="Hyperlink"/>
@@ -807,7 +807,7 @@
               <w:rPr>
                 <w:noProof/>
               </w:rPr>
-              <w:instrText xml:space="preserve"> PAGEREF _Toc235742987 \h </w:instrText>
+              <w:instrText xml:space="preserve"> PAGEREF _Toc235784578 \h </w:instrText>
             </w:r>
             <w:r>
               <w:rPr>
@@ -849,7 +849,7 @@
               <w14:ligatures w14:val="standardContextual"/>
             </w:rPr>
           </w:pPr>
-          <w:hyperlink w:anchor="_Toc235742988" w:history="1">
+          <w:hyperlink w:anchor="_Toc235784579" w:history="1">
             <w:r>
               <w:rPr>
                 <w:rStyle w:val="Hyperlink"/>
@@ -875,7 +875,7 @@
               <w:rPr>
                 <w:noProof/>
               </w:rPr>
-              <w:instrText xml:space="preserve"> PAGEREF _Toc235742988 \h </w:instrText>
+              <w:instrText xml:space="preserve"> PAGEREF _Toc235784579 \h </w:instrText>
             </w:r>
             <w:r>
               <w:rPr>
@@ -917,7 +917,7 @@
               <w14:ligatures w14:val="standardContextual"/>
             </w:rPr>
           </w:pPr>
-          <w:hyperlink w:anchor="_Toc235742989" w:history="1">
+          <w:hyperlink w:anchor="_Toc235784580" w:history="1">
             <w:r>
               <w:rPr>
                 <w:rStyle w:val="Hyperlink"/>
@@ -943,7 +943,7 @@
               <w:rPr>
                 <w:noProof/>
               </w:rPr>
-              <w:instrText xml:space="preserve"> PAGEREF _Toc235742989 \h </w:instrText>
+              <w:instrText xml:space="preserve"> PAGEREF _Toc235784580 \h </w:instrText>
             </w:r>
             <w:r>
               <w:rPr>
@@ -985,7 +985,7 @@
               <w14:ligatures w14:val="standardContextual"/>
             </w:rPr>
           </w:pPr>
-          <w:hyperlink w:anchor="_Toc235742990" w:history="1">
+          <w:hyperlink w:anchor="_Toc235784581" w:history="1">
             <w:r>
               <w:rPr>
                 <w:rStyle w:val="Hyperlink"/>
@@ -1011,7 +1011,7 @@
               <w:rPr>
                 <w:noProof/>
               </w:rPr>
-              <w:instrText xml:space="preserve"> PAGEREF _Toc235742990 \h </w:instrText>
+              <w:instrText xml:space="preserve"> PAGEREF _Toc235784581 \h </w:instrText>
             </w:r>
             <w:r>
               <w:rPr>
@@ -1053,7 +1053,7 @@
               <w14:ligatures w14:val="standardContextual"/>
             </w:rPr>
           </w:pPr>
-          <w:hyperlink w:anchor="_Toc235742991" w:history="1">
+          <w:hyperlink w:anchor="_Toc235784582" w:history="1">
             <w:r>
               <w:rPr>
                 <w:rStyle w:val="Hyperlink"/>
@@ -1079,7 +1079,7 @@
               <w:rPr>
                 <w:noProof/>
               </w:rPr>
-              <w:instrText xml:space="preserve"> PAGEREF _Toc235742991 \h </w:instrText>
+              <w:instrText xml:space="preserve"> PAGEREF _Toc235784582 \h </w:instrText>
             </w:r>
             <w:r>
               <w:rPr>
@@ -1121,7 +1121,7 @@
               <w14:ligatures w14:val="standardContextual"/>
             </w:rPr>
           </w:pPr>
-          <w:hyperlink w:anchor="_Toc235742992" w:history="1">
+          <w:hyperlink w:anchor="_Toc235784583" w:history="1">
             <w:r>
               <w:rPr>
                 <w:rStyle w:val="Hyperlink"/>
@@ -1147,7 +1147,7 @@
               <w:rPr>
                 <w:noProof/>
               </w:rPr>
-              <w:instrText xml:space="preserve"> PAGEREF _Toc235742992 \h </w:instrText>
+              <w:instrText xml:space="preserve"> PAGEREF _Toc235784583 \h </w:instrText>
             </w:r>
             <w:r>
               <w:rPr>
@@ -1189,7 +1189,7 @@
               <w14:ligatures w14:val="standardContextual"/>
             </w:rPr>
           </w:pPr>
-          <w:hyperlink w:anchor="_Toc235742993" w:history="1">
+          <w:hyperlink w:anchor="_Toc235784584" w:history="1">
             <w:r>
               <w:rPr>
                 <w:rStyle w:val="Hyperlink"/>
@@ -1215,7 +1215,7 @@
               <w:rPr>
                 <w:noProof/>
               </w:rPr>
-              <w:instrText xml:space="preserve"> PAGEREF _Toc235742993 \h </w:instrText>
+              <w:instrText xml:space="preserve"> PAGEREF _Toc235784584 \h </w:instrText>
             </w:r>
             <w:r>
               <w:rPr>
@@ -1257,7 +1257,7 @@
               <w14:ligatures w14:val="standardContextual"/>
             </w:rPr>
           </w:pPr>
-          <w:hyperlink w:anchor="_Toc235742994" w:history="1">
+          <w:hyperlink w:anchor="_Toc235784585" w:history="1">
             <w:r>
               <w:rPr>
                 <w:rStyle w:val="Hyperlink"/>
@@ -1283,7 +1283,7 @@
               <w:rPr>
                 <w:noProof/>
               </w:rPr>
-              <w:instrText xml:space="preserve"> PAGEREF _Toc235742994 \h </w:instrText>
+              <w:instrText xml:space="preserve"> PAGEREF _Toc235784585 \h </w:instrText>
             </w:r>
             <w:r>
               <w:rPr>
@@ -1325,7 +1325,7 @@
               <w14:ligatures w14:val="standardContextual"/>
             </w:rPr>
           </w:pPr>
-          <w:hyperlink w:anchor="_Toc235742995" w:history="1">
+          <w:hyperlink w:anchor="_Toc235784586" w:history="1">
             <w:r>
               <w:rPr>
                 <w:rStyle w:val="Hyperlink"/>
@@ -1351,7 +1351,7 @@
               <w:rPr>
                 <w:noProof/>
               </w:rPr>
-              <w:instrText xml:space="preserve"> PAGEREF _Toc235742995 \h </w:instrText>
+              <w:instrText xml:space="preserve"> PAGEREF _Toc235784586 \h </w:instrText>
             </w:r>
             <w:r>
               <w:rPr>
@@ -1393,7 +1393,7 @@
               <w14:ligatures w14:val="standardContextual"/>
             </w:rPr>
           </w:pPr>
-          <w:hyperlink w:anchor="_Toc235742996" w:history="1">
+          <w:hyperlink w:anchor="_Toc235784587" w:history="1">
             <w:r>
               <w:rPr>
                 <w:rStyle w:val="Hyperlink"/>
@@ -1419,7 +1419,7 @@
               <w:rPr>
                 <w:noProof/>
               </w:rPr>
-              <w:instrText xml:space="preserve"> PAGEREF _Toc235742996 \h </w:instrText>
+              <w:instrText xml:space="preserve"> PAGEREF _Toc235784587 \h </w:instrText>
             </w:r>
             <w:r>
               <w:rPr>
@@ -1461,7 +1461,7 @@
               <w14:ligatures w14:val="standardContextual"/>
             </w:rPr>
           </w:pPr>
-          <w:hyperlink w:anchor="_Toc235742997" w:history="1">
+          <w:hyperlink w:anchor="_Toc235784588" w:history="1">
             <w:r>
               <w:rPr>
                 <w:rStyle w:val="Hyperlink"/>
@@ -1487,7 +1487,7 @@
               <w:rPr>
                 <w:noProof/>
               </w:rPr>
-              <w:instrText xml:space="preserve"> PAGEREF _Toc235742997 \h </w:instrText>
+              <w:instrText xml:space="preserve"> PAGEREF _Toc235784588 \h </w:instrText>
             </w:r>
             <w:r>
               <w:rPr>
@@ -1505,6 +1505,74 @@
                 <w:noProof/>
               </w:rPr>
               <w:t>6</w:t>
+            </w:r>
+            <w:r>
+              <w:rPr>
+                <w:noProof/>
+              </w:rPr>
+              <w:fldChar w:fldCharType="end"/>
+            </w:r>
+          </w:hyperlink>
+        </w:p>
+        <w:p>
+          <w:pPr>
+            <w:pStyle w:val="TOC1"/>
+            <w:tabs>
+              <w:tab w:val="right" w:leader="dot" w:pos="8828"/>
+            </w:tabs>
+            <w:rPr>
+              <w:rFonts w:asciiTheme="minorHAnsi" w:eastAsiaTheme="minorEastAsia" w:hAnsiTheme="minorHAnsi" w:cstheme="minorBidi"/>
+              <w:noProof/>
+              <w:kern w:val="2"/>
+              <w:sz w:val="24"/>
+              <w:szCs w:val="24"/>
+              <w14:ligatures w14:val="standardContextual"/>
+            </w:rPr>
+          </w:pPr>
+          <w:hyperlink w:anchor="_Toc235784589" w:history="1">
+            <w:r>
+              <w:rPr>
+                <w:rStyle w:val="Hyperlink"/>
+                <w:b/>
+                <w:bCs/>
+                <w:noProof/>
+              </w:rPr>
+              <w:t>7. Mejoras Implementadas en Esta Versión</w:t>
+            </w:r>
+            <w:r>
+              <w:rPr>
+                <w:noProof/>
+              </w:rPr>
+              <w:tab/>
+            </w:r>
+            <w:r>
+              <w:rPr>
+                <w:noProof/>
+              </w:rPr>
+              <w:fldChar w:fldCharType="begin"/>
+            </w:r>
+            <w:r>
+              <w:rPr>
+                <w:noProof/>
+              </w:rPr>
+              <w:instrText xml:space="preserve"> PAGEREF _Toc235784589 \h </w:instrText>
+            </w:r>
+            <w:r>
+              <w:rPr>
+                <w:noProof/>
+              </w:rPr>
+            </w:r>
+            <w:r>
+              <w:rPr>
+                <w:noProof/>
+              </w:rPr>
+              <w:fldChar w:fldCharType="separate"/>
+            </w:r>
+            <w:r>
+              <w:rPr>
+                <w:noProof/>
+              </w:rPr>
+              <w:t>8</w:t>
             </w:r>
             <w:r>
               <w:rPr>
@@ -1529,7 +1597,7 @@
               <w14:ligatures w14:val="standardContextual"/>
             </w:rPr>
           </w:pPr>
-          <w:hyperlink w:anchor="_Toc235742998" w:history="1">
+          <w:hyperlink w:anchor="_Toc235784590" w:history="1">
             <w:r>
               <w:rPr>
                 <w:rStyle w:val="Hyperlink"/>
@@ -1537,7 +1605,7 @@
                 <w:bCs/>
                 <w:noProof/>
               </w:rPr>
-              <w:t>6.3 Correcciones adicionales durante la revisión</w:t>
+              <w:t>7.1 Reparto por integrante</w:t>
             </w:r>
             <w:r>
               <w:rPr>
@@ -1555,7 +1623,7 @@
               <w:rPr>
                 <w:noProof/>
               </w:rPr>
-              <w:instrText xml:space="preserve"> PAGEREF _Toc235742998 \h </w:instrText>
+              <w:instrText xml:space="preserve"> PAGEREF _Toc235784590 \h </w:instrText>
             </w:r>
             <w:r>
               <w:rPr>
@@ -1572,7 +1640,143 @@
               <w:rPr>
                 <w:noProof/>
               </w:rPr>
-              <w:t>7</w:t>
+              <w:t>8</w:t>
+            </w:r>
+            <w:r>
+              <w:rPr>
+                <w:noProof/>
+              </w:rPr>
+              <w:fldChar w:fldCharType="end"/>
+            </w:r>
+          </w:hyperlink>
+        </w:p>
+        <w:p>
+          <w:pPr>
+            <w:pStyle w:val="TOC2"/>
+            <w:tabs>
+              <w:tab w:val="right" w:leader="dot" w:pos="8828"/>
+            </w:tabs>
+            <w:rPr>
+              <w:rFonts w:asciiTheme="minorHAnsi" w:eastAsiaTheme="minorEastAsia" w:hAnsiTheme="minorHAnsi" w:cstheme="minorBidi"/>
+              <w:noProof/>
+              <w:kern w:val="2"/>
+              <w:sz w:val="24"/>
+              <w:szCs w:val="24"/>
+              <w14:ligatures w14:val="standardContextual"/>
+            </w:rPr>
+          </w:pPr>
+          <w:hyperlink w:anchor="_Toc235784591" w:history="1">
+            <w:r>
+              <w:rPr>
+                <w:rStyle w:val="Hyperlink"/>
+                <w:b/>
+                <w:bCs/>
+                <w:noProof/>
+              </w:rPr>
+              <w:t>7.2 Detalle de cambios de la versión</w:t>
+            </w:r>
+            <w:r>
+              <w:rPr>
+                <w:noProof/>
+              </w:rPr>
+              <w:tab/>
+            </w:r>
+            <w:r>
+              <w:rPr>
+                <w:noProof/>
+              </w:rPr>
+              <w:fldChar w:fldCharType="begin"/>
+            </w:r>
+            <w:r>
+              <w:rPr>
+                <w:noProof/>
+              </w:rPr>
+              <w:instrText xml:space="preserve"> PAGEREF _Toc235784591 \h </w:instrText>
+            </w:r>
+            <w:r>
+              <w:rPr>
+                <w:noProof/>
+              </w:rPr>
+            </w:r>
+            <w:r>
+              <w:rPr>
+                <w:noProof/>
+              </w:rPr>
+              <w:fldChar w:fldCharType="separate"/>
+            </w:r>
+            <w:r>
+              <w:rPr>
+                <w:noProof/>
+              </w:rPr>
+              <w:t>8</w:t>
+            </w:r>
+            <w:r>
+              <w:rPr>
+                <w:noProof/>
+              </w:rPr>
+              <w:fldChar w:fldCharType="end"/>
+            </w:r>
+          </w:hyperlink>
+        </w:p>
+        <w:p>
+          <w:pPr>
+            <w:pStyle w:val="TOC2"/>
+            <w:tabs>
+              <w:tab w:val="right" w:leader="dot" w:pos="8828"/>
+            </w:tabs>
+            <w:rPr>
+              <w:rFonts w:asciiTheme="minorHAnsi" w:eastAsiaTheme="minorEastAsia" w:hAnsiTheme="minorHAnsi" w:cstheme="minorBidi"/>
+              <w:noProof/>
+              <w:kern w:val="2"/>
+              <w:sz w:val="24"/>
+              <w:szCs w:val="24"/>
+              <w14:ligatures w14:val="standardContextual"/>
+            </w:rPr>
+          </w:pPr>
+          <w:hyperlink w:anchor="_Toc235784592" w:history="1">
+            <w:r>
+              <w:rPr>
+                <w:rStyle w:val="Hyperlink"/>
+                <w:b/>
+                <w:bCs/>
+                <w:noProof/>
+              </w:rPr>
+              <w:t>7.3 Correcciones de la revisión final</w:t>
+            </w:r>
+            <w:r>
+              <w:rPr>
+                <w:noProof/>
+              </w:rPr>
+              <w:tab/>
+            </w:r>
+            <w:r>
+              <w:rPr>
+                <w:noProof/>
+              </w:rPr>
+              <w:fldChar w:fldCharType="begin"/>
+            </w:r>
+            <w:r>
+              <w:rPr>
+                <w:noProof/>
+              </w:rPr>
+              <w:instrText xml:space="preserve"> PAGEREF _Toc235784592 \h </w:instrText>
+            </w:r>
+            <w:r>
+              <w:rPr>
+                <w:noProof/>
+              </w:rPr>
+            </w:r>
+            <w:r>
+              <w:rPr>
+                <w:noProof/>
+              </w:rPr>
+              <w:fldChar w:fldCharType="separate"/>
+            </w:r>
+            <w:r>
+              <w:rPr>
+                <w:noProof/>
+              </w:rPr>
+              <w:t>9</w:t>
             </w:r>
             <w:r>
               <w:rPr>
@@ -1597,7 +1801,7 @@
               <w14:ligatures w14:val="standardContextual"/>
             </w:rPr>
           </w:pPr>
-          <w:hyperlink w:anchor="_Toc235742999" w:history="1">
+          <w:hyperlink w:anchor="_Toc235784593" w:history="1">
             <w:r>
               <w:rPr>
                 <w:rStyle w:val="Hyperlink"/>
@@ -1605,7 +1809,7 @@
                 <w:bCs/>
                 <w:noProof/>
               </w:rPr>
-              <w:t>7. Créditos y Licencias</w:t>
+              <w:t>8. Créditos y Licencias</w:t>
             </w:r>
             <w:r>
               <w:rPr>
@@ -1623,7 +1827,7 @@
               <w:rPr>
                 <w:noProof/>
               </w:rPr>
-              <w:instrText xml:space="preserve"> PAGEREF _Toc235742999 \h </w:instrText>
+              <w:instrText xml:space="preserve"> PAGEREF _Toc235784593 \h </w:instrText>
             </w:r>
             <w:r>
               <w:rPr>
@@ -1640,7 +1844,7 @@
               <w:rPr>
                 <w:noProof/>
               </w:rPr>
-              <w:t>7</w:t>
+              <w:t>9</w:t>
             </w:r>
             <w:r>
               <w:rPr>
@@ -1670,7 +1874,7 @@
         </w:pBdr>
         <w:spacing w:before="320" w:after="140"/>
       </w:pPr>
-      <w:bookmarkStart w:id="1" w:name="_Toc235742986"/>
+      <w:bookmarkStart w:id="1" w:name="_Toc235784577"/>
       <w:r>
         <w:rPr>
           <w:b/>
@@ -1708,7 +1912,7 @@
         </w:pBdr>
         <w:spacing w:before="320" w:after="140"/>
       </w:pPr>
-      <w:bookmarkStart w:id="2" w:name="_Toc235742987"/>
+      <w:bookmarkStart w:id="2" w:name="_Toc235784578"/>
       <w:r>
         <w:rPr>
           <w:b/>
@@ -1734,7 +1938,7 @@
         <w:pStyle w:val="Heading2"/>
         <w:spacing w:before="220" w:after="100"/>
       </w:pPr>
-      <w:bookmarkStart w:id="3" w:name="_Toc235742988"/>
+      <w:bookmarkStart w:id="3" w:name="_Toc235784579"/>
       <w:r>
         <w:rPr>
           <w:b/>
@@ -1830,7 +2034,7 @@
         </w:pBdr>
         <w:spacing w:before="320" w:after="140"/>
       </w:pPr>
-      <w:bookmarkStart w:id="4" w:name="_Toc235742989"/>
+      <w:bookmarkStart w:id="4" w:name="_Toc235784580"/>
       <w:r>
         <w:rPr>
           <w:b/>
@@ -1866,7 +2070,7 @@
           <w:left w:w="10" w:type="dxa"/>
           <w:right w:w="10" w:type="dxa"/>
         </w:tblCellMar>
-        <w:tblLook w:val="0000" w:firstRow="0" w:lastRow="0" w:firstColumn="0" w:lastColumn="0" w:noHBand="0" w:noVBand="0"/>
+        <w:tblLook w:val="04A0" w:firstRow="1" w:lastRow="0" w:firstColumn="1" w:lastColumn="0" w:noHBand="0" w:noVBand="1"/>
       </w:tblPr>
       <w:tblGrid>
         <w:gridCol w:w="2270"/>
@@ -1896,10 +2100,10 @@
                 <w:noProof/>
               </w:rPr>
               <w:drawing>
-                <wp:inline distT="0" distB="0" distL="0" distR="0" wp14:anchorId="28AC5FEA" wp14:editId="77E8677A">
+                <wp:inline distT="0" distB="0" distL="0" distR="0" wp14:anchorId="59C04F10" wp14:editId="41A5FB32">
                   <wp:extent cx="1428750" cy="923925"/>
                   <wp:effectExtent l="0" t="0" r="0" b="0"/>
-                  <wp:docPr id="1239529860" name="Picture 1239529860"/>
+                  <wp:docPr id="693229627" name="Picture 693229627"/>
                   <wp:cNvGraphicFramePr>
                     <a:graphicFrameLocks xmlns:a="http://schemas.openxmlformats.org/drawingml/2006/main" noChangeAspect="1"/>
                   </wp:cNvGraphicFramePr>
@@ -2151,7 +2355,7 @@
           <w:left w:w="10" w:type="dxa"/>
           <w:right w:w="10" w:type="dxa"/>
         </w:tblCellMar>
-        <w:tblLook w:val="0000" w:firstRow="0" w:lastRow="0" w:firstColumn="0" w:lastColumn="0" w:noHBand="0" w:noVBand="0"/>
+        <w:tblLook w:val="04A0" w:firstRow="1" w:lastRow="0" w:firstColumn="1" w:lastColumn="0" w:noHBand="0" w:noVBand="1"/>
       </w:tblPr>
       <w:tblGrid>
         <w:gridCol w:w="2270"/>
@@ -2181,10 +2385,10 @@
                 <w:noProof/>
               </w:rPr>
               <w:drawing>
-                <wp:inline distT="0" distB="0" distL="0" distR="0" wp14:anchorId="29D69A80" wp14:editId="28F1D89F">
+                <wp:inline distT="0" distB="0" distL="0" distR="0" wp14:anchorId="17A27399" wp14:editId="4E398488">
                   <wp:extent cx="1428750" cy="904875"/>
                   <wp:effectExtent l="0" t="0" r="0" b="0"/>
-                  <wp:docPr id="1444278989" name="Picture 1444278989"/>
+                  <wp:docPr id="40703384" name="Picture 40703384"/>
                   <wp:cNvGraphicFramePr>
                     <a:graphicFrameLocks xmlns:a="http://schemas.openxmlformats.org/drawingml/2006/main" noChangeAspect="1"/>
                   </wp:cNvGraphicFramePr>
@@ -2437,7 +2641,7 @@
           <w:left w:w="10" w:type="dxa"/>
           <w:right w:w="10" w:type="dxa"/>
         </w:tblCellMar>
-        <w:tblLook w:val="0000" w:firstRow="0" w:lastRow="0" w:firstColumn="0" w:lastColumn="0" w:noHBand="0" w:noVBand="0"/>
+        <w:tblLook w:val="04A0" w:firstRow="1" w:lastRow="0" w:firstColumn="1" w:lastColumn="0" w:noHBand="0" w:noVBand="1"/>
       </w:tblPr>
       <w:tblGrid>
         <w:gridCol w:w="2270"/>
@@ -2467,10 +2671,10 @@
                 <w:noProof/>
               </w:rPr>
               <w:drawing>
-                <wp:inline distT="0" distB="0" distL="0" distR="0" wp14:anchorId="61102779" wp14:editId="43C73362">
+                <wp:inline distT="0" distB="0" distL="0" distR="0" wp14:anchorId="0F9E27FB" wp14:editId="4170821A">
                   <wp:extent cx="1428750" cy="904875"/>
                   <wp:effectExtent l="0" t="0" r="0" b="0"/>
-                  <wp:docPr id="170792584" name="Picture 170792584"/>
+                  <wp:docPr id="638496459" name="Picture 638496459"/>
                   <wp:cNvGraphicFramePr>
                     <a:graphicFrameLocks xmlns:a="http://schemas.openxmlformats.org/drawingml/2006/main" noChangeAspect="1"/>
                   </wp:cNvGraphicFramePr>
@@ -2710,7 +2914,7 @@
         </w:pBdr>
         <w:spacing w:before="320" w:after="140"/>
       </w:pPr>
-      <w:bookmarkStart w:id="5" w:name="_Toc235742990"/>
+      <w:bookmarkStart w:id="5" w:name="_Toc235784581"/>
       <w:r>
         <w:rPr>
           <w:b/>
@@ -2728,7 +2932,7 @@
         <w:pStyle w:val="Heading2"/>
         <w:spacing w:before="220" w:after="100"/>
       </w:pPr>
-      <w:bookmarkStart w:id="6" w:name="_Toc235742991"/>
+      <w:bookmarkStart w:id="6" w:name="_Toc235784582"/>
       <w:r>
         <w:rPr>
           <w:b/>
@@ -2785,7 +2989,7 @@
         <w:pStyle w:val="Heading2"/>
         <w:spacing w:before="220" w:after="100"/>
       </w:pPr>
-      <w:bookmarkStart w:id="7" w:name="_Toc235742992"/>
+      <w:bookmarkStart w:id="7" w:name="_Toc235784583"/>
       <w:r>
         <w:rPr>
           <w:b/>
@@ -2842,7 +3046,7 @@
         <w:pStyle w:val="Heading2"/>
         <w:spacing w:before="220" w:after="100"/>
       </w:pPr>
-      <w:bookmarkStart w:id="8" w:name="_Toc235742993"/>
+      <w:bookmarkStart w:id="8" w:name="_Toc235784584"/>
       <w:r>
         <w:rPr>
           <w:b/>
@@ -2871,7 +3075,7 @@
         </w:pBdr>
         <w:spacing w:before="320" w:after="140"/>
       </w:pPr>
-      <w:bookmarkStart w:id="9" w:name="_Toc235742994"/>
+      <w:bookmarkStart w:id="9" w:name="_Toc235784585"/>
       <w:r>
         <w:rPr>
           <w:b/>
@@ -2908,7 +3112,7 @@
           <w:left w:w="10" w:type="dxa"/>
           <w:right w:w="10" w:type="dxa"/>
         </w:tblCellMar>
-        <w:tblLook w:val="0000" w:firstRow="0" w:lastRow="0" w:firstColumn="0" w:lastColumn="0" w:noHBand="0" w:noVBand="0"/>
+        <w:tblLook w:val="04A0" w:firstRow="1" w:lastRow="0" w:firstColumn="1" w:lastColumn="0" w:noHBand="0" w:noVBand="1"/>
       </w:tblPr>
       <w:tblGrid>
         <w:gridCol w:w="1500"/>
@@ -3381,7 +3585,7 @@
         </w:pBdr>
         <w:spacing w:before="320" w:after="140"/>
       </w:pPr>
-      <w:bookmarkStart w:id="10" w:name="_Toc235742995"/>
+      <w:bookmarkStart w:id="10" w:name="_Toc235784586"/>
       <w:r>
         <w:rPr>
           <w:b/>
@@ -3400,7 +3604,7 @@
         <w:pStyle w:val="Heading2"/>
         <w:spacing w:before="220" w:after="100"/>
       </w:pPr>
-      <w:bookmarkStart w:id="11" w:name="_Toc235742996"/>
+      <w:bookmarkStart w:id="11" w:name="_Toc235784587"/>
       <w:r>
         <w:rPr>
           <w:b/>
@@ -3434,7 +3638,7 @@
         <w:pStyle w:val="Heading2"/>
         <w:spacing w:before="220" w:after="100"/>
       </w:pPr>
-      <w:bookmarkStart w:id="12" w:name="_Toc235742997"/>
+      <w:bookmarkStart w:id="12" w:name="_Toc235784588"/>
       <w:r>
         <w:rPr>
           <w:b/>
@@ -3470,7 +3674,7 @@
           <w:left w:w="10" w:type="dxa"/>
           <w:right w:w="10" w:type="dxa"/>
         </w:tblCellMar>
-        <w:tblLook w:val="0000" w:firstRow="0" w:lastRow="0" w:firstColumn="0" w:lastColumn="0" w:noHBand="0" w:noVBand="0"/>
+        <w:tblLook w:val="04A0" w:firstRow="1" w:lastRow="0" w:firstColumn="1" w:lastColumn="0" w:noHBand="0" w:noVBand="1"/>
       </w:tblPr>
       <w:tblGrid>
         <w:gridCol w:w="1250"/>
@@ -4817,29 +5021,8 @@
       </w:r>
     </w:p>
     <w:p>
-      <w:pPr>
-        <w:pStyle w:val="Heading2"/>
-        <w:spacing w:before="220" w:after="100"/>
-      </w:pPr>
-      <w:bookmarkStart w:id="13" w:name="_Toc235742998"/>
       <w:r>
-        <w:rPr>
-          <w:b/>
-          <w:bCs/>
-          <w:color w:val="2E5496"/>
-          <w:sz w:val="25"/>
-          <w:szCs w:val="25"/>
-        </w:rPr>
-        <w:t>6.3 Correcciones adicionales durante la revisión</w:t>
-      </w:r>
-      <w:bookmarkEnd w:id="13"/>
-    </w:p>
-    <w:p>
-      <w:pPr>
-        <w:spacing w:after="120" w:line="276" w:lineRule="auto"/>
-      </w:pPr>
-      <w:r>
-        <w:t>Además de las 9 mejoras, la auditoría técnica detectó y corrigió, jugando el juego real: la cancelación mutua entre barro y mina sobre la velocidad (ahora componen de forma multiplicativa), una caja de cobertura que se generaba dentro de una pared, y una bala “fantasma” cuyo cuerpo físico quedaba activo tras el impacto y mataba a quien se acercara.</w:t>
+        <w:br w:type="page"/>
       </w:r>
     </w:p>
     <w:p>
@@ -4850,7 +5033,7 @@
         </w:pBdr>
         <w:spacing w:before="320" w:after="140"/>
       </w:pPr>
-      <w:bookmarkStart w:id="14" w:name="_Toc235742999"/>
+      <w:bookmarkStart w:id="13" w:name="_Toc235784589"/>
       <w:r>
         <w:rPr>
           <w:b/>
@@ -4859,9 +5042,2347 @@
           <w:sz w:val="30"/>
           <w:szCs w:val="30"/>
         </w:rPr>
-        <w:t>7. Créditos y Licencias</w:t>
+        <w:lastRenderedPageBreak/>
+        <w:t>7. Mejoras Implementadas en Esta Versión</w:t>
+      </w:r>
+      <w:bookmarkEnd w:id="13"/>
+    </w:p>
+    <w:p>
+      <w:pPr>
+        <w:spacing w:after="120" w:line="276" w:lineRule="auto"/>
+      </w:pPr>
+      <w:r>
+        <w:t>Esta versión reúne las 9 mejoras del examen práctico (3 por integrante, derivadas del playtesting) más las correcciones surgidas de la auditoría técnica final. Todos los cambios están respaldados por commits verificables en el repositorio.</w:t>
+      </w:r>
+    </w:p>
+    <w:p>
+      <w:pPr>
+        <w:pStyle w:val="Heading2"/>
+        <w:spacing w:before="220" w:after="100"/>
+      </w:pPr>
+      <w:bookmarkStart w:id="14" w:name="_Toc235784590"/>
+      <w:r>
+        <w:rPr>
+          <w:b/>
+          <w:bCs/>
+          <w:color w:val="2E5496"/>
+          <w:sz w:val="25"/>
+          <w:szCs w:val="25"/>
+        </w:rPr>
+        <w:t>7.1 Reparto por integrante</w:t>
       </w:r>
       <w:bookmarkEnd w:id="14"/>
+    </w:p>
+    <w:tbl>
+      <w:tblPr>
+        <w:tblW w:w="8838" w:type="dxa"/>
+        <w:tblBorders>
+          <w:top w:val="single" w:sz="4" w:space="0" w:color="BFBFBF"/>
+          <w:left w:val="single" w:sz="4" w:space="0" w:color="BFBFBF"/>
+          <w:bottom w:val="single" w:sz="4" w:space="0" w:color="BFBFBF"/>
+          <w:right w:val="single" w:sz="4" w:space="0" w:color="BFBFBF"/>
+          <w:insideH w:val="single" w:sz="4" w:space="0" w:color="BFBFBF"/>
+          <w:insideV w:val="single" w:sz="4" w:space="0" w:color="BFBFBF"/>
+        </w:tblBorders>
+        <w:tblCellMar>
+          <w:left w:w="10" w:type="dxa"/>
+          <w:right w:w="10" w:type="dxa"/>
+        </w:tblCellMar>
+        <w:tblLook w:val="04A0" w:firstRow="1" w:lastRow="0" w:firstColumn="1" w:lastColumn="0" w:noHBand="0" w:noVBand="1"/>
+      </w:tblPr>
+      <w:tblGrid>
+        <w:gridCol w:w="2300"/>
+        <w:gridCol w:w="1500"/>
+        <w:gridCol w:w="5038"/>
+      </w:tblGrid>
+      <w:tr>
+        <w:tblPrEx>
+          <w:tblCellMar>
+            <w:top w:w="0" w:type="dxa"/>
+            <w:bottom w:w="0" w:type="dxa"/>
+          </w:tblCellMar>
+        </w:tblPrEx>
+        <w:trPr>
+          <w:tblHeader/>
+        </w:trPr>
+        <w:tc>
+          <w:tcPr>
+            <w:tcW w:w="2300" w:type="dxa"/>
+            <w:shd w:val="clear" w:color="auto" w:fill="1F3864"/>
+            <w:tcMar>
+              <w:top w:w="40" w:type="dxa"/>
+              <w:left w:w="90" w:type="dxa"/>
+              <w:bottom w:w="40" w:type="dxa"/>
+              <w:right w:w="90" w:type="dxa"/>
+            </w:tcMar>
+            <w:vAlign w:val="center"/>
+          </w:tcPr>
+          <w:p>
+            <w:pPr>
+              <w:spacing w:line="264" w:lineRule="auto"/>
+            </w:pPr>
+            <w:r>
+              <w:rPr>
+                <w:b/>
+                <w:bCs/>
+                <w:color w:val="FFFFFF"/>
+                <w:sz w:val="20"/>
+                <w:szCs w:val="20"/>
+              </w:rPr>
+              <w:t>Integrante</w:t>
+            </w:r>
+          </w:p>
+        </w:tc>
+        <w:tc>
+          <w:tcPr>
+            <w:tcW w:w="1500" w:type="dxa"/>
+            <w:shd w:val="clear" w:color="auto" w:fill="1F3864"/>
+            <w:tcMar>
+              <w:top w:w="40" w:type="dxa"/>
+              <w:left w:w="90" w:type="dxa"/>
+              <w:bottom w:w="40" w:type="dxa"/>
+              <w:right w:w="90" w:type="dxa"/>
+            </w:tcMar>
+            <w:vAlign w:val="center"/>
+          </w:tcPr>
+          <w:p>
+            <w:pPr>
+              <w:spacing w:line="264" w:lineRule="auto"/>
+            </w:pPr>
+            <w:r>
+              <w:rPr>
+                <w:b/>
+                <w:bCs/>
+                <w:color w:val="FFFFFF"/>
+                <w:sz w:val="20"/>
+                <w:szCs w:val="20"/>
+              </w:rPr>
+              <w:t>Mejoras</w:t>
+            </w:r>
+          </w:p>
+        </w:tc>
+        <w:tc>
+          <w:tcPr>
+            <w:tcW w:w="5038" w:type="dxa"/>
+            <w:shd w:val="clear" w:color="auto" w:fill="1F3864"/>
+            <w:tcMar>
+              <w:top w:w="40" w:type="dxa"/>
+              <w:left w:w="90" w:type="dxa"/>
+              <w:bottom w:w="40" w:type="dxa"/>
+              <w:right w:w="90" w:type="dxa"/>
+            </w:tcMar>
+            <w:vAlign w:val="center"/>
+          </w:tcPr>
+          <w:p>
+            <w:pPr>
+              <w:spacing w:line="264" w:lineRule="auto"/>
+            </w:pPr>
+            <w:r>
+              <w:rPr>
+                <w:b/>
+                <w:bCs/>
+                <w:color w:val="FFFFFF"/>
+                <w:sz w:val="20"/>
+                <w:szCs w:val="20"/>
+              </w:rPr>
+              <w:t>Categorías del rubro cubiertas</w:t>
+            </w:r>
+          </w:p>
+        </w:tc>
+      </w:tr>
+      <w:tr>
+        <w:tblPrEx>
+          <w:tblCellMar>
+            <w:top w:w="0" w:type="dxa"/>
+            <w:bottom w:w="0" w:type="dxa"/>
+          </w:tblCellMar>
+        </w:tblPrEx>
+        <w:tc>
+          <w:tcPr>
+            <w:tcW w:w="2300" w:type="dxa"/>
+            <w:tcMar>
+              <w:top w:w="40" w:type="dxa"/>
+              <w:left w:w="90" w:type="dxa"/>
+              <w:bottom w:w="40" w:type="dxa"/>
+              <w:right w:w="90" w:type="dxa"/>
+            </w:tcMar>
+            <w:vAlign w:val="center"/>
+          </w:tcPr>
+          <w:p>
+            <w:pPr>
+              <w:spacing w:line="264" w:lineRule="auto"/>
+            </w:pPr>
+            <w:r>
+              <w:rPr>
+                <w:sz w:val="20"/>
+                <w:szCs w:val="20"/>
+              </w:rPr>
+              <w:t>Eddy Castro</w:t>
+            </w:r>
+          </w:p>
+        </w:tc>
+        <w:tc>
+          <w:tcPr>
+            <w:tcW w:w="1500" w:type="dxa"/>
+            <w:tcMar>
+              <w:top w:w="40" w:type="dxa"/>
+              <w:left w:w="90" w:type="dxa"/>
+              <w:bottom w:w="40" w:type="dxa"/>
+              <w:right w:w="90" w:type="dxa"/>
+            </w:tcMar>
+            <w:vAlign w:val="center"/>
+          </w:tcPr>
+          <w:p>
+            <w:pPr>
+              <w:spacing w:line="264" w:lineRule="auto"/>
+            </w:pPr>
+            <w:r>
+              <w:rPr>
+                <w:sz w:val="20"/>
+                <w:szCs w:val="20"/>
+              </w:rPr>
+              <w:t>E1 · E2 · E3</w:t>
+            </w:r>
+          </w:p>
+        </w:tc>
+        <w:tc>
+          <w:tcPr>
+            <w:tcW w:w="5038" w:type="dxa"/>
+            <w:tcMar>
+              <w:top w:w="40" w:type="dxa"/>
+              <w:left w:w="90" w:type="dxa"/>
+              <w:bottom w:w="40" w:type="dxa"/>
+              <w:right w:w="90" w:type="dxa"/>
+            </w:tcMar>
+            <w:vAlign w:val="center"/>
+          </w:tcPr>
+          <w:p>
+            <w:pPr>
+              <w:spacing w:line="264" w:lineRule="auto"/>
+            </w:pPr>
+            <w:r>
+              <w:rPr>
+                <w:sz w:val="20"/>
+                <w:szCs w:val="20"/>
+              </w:rPr>
+              <w:t>Game Feel · Interfaz (UI/UX) · Efectos de sonido (SFX)</w:t>
+            </w:r>
+          </w:p>
+        </w:tc>
+      </w:tr>
+      <w:tr>
+        <w:tblPrEx>
+          <w:tblCellMar>
+            <w:top w:w="0" w:type="dxa"/>
+            <w:bottom w:w="0" w:type="dxa"/>
+          </w:tblCellMar>
+        </w:tblPrEx>
+        <w:tc>
+          <w:tcPr>
+            <w:tcW w:w="2300" w:type="dxa"/>
+            <w:shd w:val="clear" w:color="auto" w:fill="EDF1F7"/>
+            <w:tcMar>
+              <w:top w:w="40" w:type="dxa"/>
+              <w:left w:w="90" w:type="dxa"/>
+              <w:bottom w:w="40" w:type="dxa"/>
+              <w:right w:w="90" w:type="dxa"/>
+            </w:tcMar>
+            <w:vAlign w:val="center"/>
+          </w:tcPr>
+          <w:p>
+            <w:pPr>
+              <w:spacing w:line="264" w:lineRule="auto"/>
+            </w:pPr>
+            <w:r>
+              <w:rPr>
+                <w:sz w:val="20"/>
+                <w:szCs w:val="20"/>
+              </w:rPr>
+              <w:t>David Valencia</w:t>
+            </w:r>
+          </w:p>
+        </w:tc>
+        <w:tc>
+          <w:tcPr>
+            <w:tcW w:w="1500" w:type="dxa"/>
+            <w:shd w:val="clear" w:color="auto" w:fill="EDF1F7"/>
+            <w:tcMar>
+              <w:top w:w="40" w:type="dxa"/>
+              <w:left w:w="90" w:type="dxa"/>
+              <w:bottom w:w="40" w:type="dxa"/>
+              <w:right w:w="90" w:type="dxa"/>
+            </w:tcMar>
+            <w:vAlign w:val="center"/>
+          </w:tcPr>
+          <w:p>
+            <w:pPr>
+              <w:spacing w:line="264" w:lineRule="auto"/>
+            </w:pPr>
+            <w:r>
+              <w:rPr>
+                <w:sz w:val="20"/>
+                <w:szCs w:val="20"/>
+              </w:rPr>
+              <w:t>D1 · D2 · D3</w:t>
+            </w:r>
+          </w:p>
+        </w:tc>
+        <w:tc>
+          <w:tcPr>
+            <w:tcW w:w="5038" w:type="dxa"/>
+            <w:shd w:val="clear" w:color="auto" w:fill="EDF1F7"/>
+            <w:tcMar>
+              <w:top w:w="40" w:type="dxa"/>
+              <w:left w:w="90" w:type="dxa"/>
+              <w:bottom w:w="40" w:type="dxa"/>
+              <w:right w:w="90" w:type="dxa"/>
+            </w:tcMar>
+            <w:vAlign w:val="center"/>
+          </w:tcPr>
+          <w:p>
+            <w:pPr>
+              <w:spacing w:line="264" w:lineRule="auto"/>
+            </w:pPr>
+            <w:r>
+              <w:rPr>
+                <w:sz w:val="20"/>
+                <w:szCs w:val="20"/>
+              </w:rPr>
+              <w:t>Level Design · Game Feel · Animaciones</w:t>
+            </w:r>
+          </w:p>
+        </w:tc>
+      </w:tr>
+      <w:tr>
+        <w:tblPrEx>
+          <w:tblCellMar>
+            <w:top w:w="0" w:type="dxa"/>
+            <w:bottom w:w="0" w:type="dxa"/>
+          </w:tblCellMar>
+        </w:tblPrEx>
+        <w:tc>
+          <w:tcPr>
+            <w:tcW w:w="2300" w:type="dxa"/>
+            <w:tcMar>
+              <w:top w:w="40" w:type="dxa"/>
+              <w:left w:w="90" w:type="dxa"/>
+              <w:bottom w:w="40" w:type="dxa"/>
+              <w:right w:w="90" w:type="dxa"/>
+            </w:tcMar>
+            <w:vAlign w:val="center"/>
+          </w:tcPr>
+          <w:p>
+            <w:pPr>
+              <w:spacing w:line="264" w:lineRule="auto"/>
+            </w:pPr>
+            <w:r>
+              <w:rPr>
+                <w:sz w:val="20"/>
+                <w:szCs w:val="20"/>
+              </w:rPr>
+              <w:t>Gabriel Vásconez</w:t>
+            </w:r>
+          </w:p>
+        </w:tc>
+        <w:tc>
+          <w:tcPr>
+            <w:tcW w:w="1500" w:type="dxa"/>
+            <w:tcMar>
+              <w:top w:w="40" w:type="dxa"/>
+              <w:left w:w="90" w:type="dxa"/>
+              <w:bottom w:w="40" w:type="dxa"/>
+              <w:right w:w="90" w:type="dxa"/>
+            </w:tcMar>
+            <w:vAlign w:val="center"/>
+          </w:tcPr>
+          <w:p>
+            <w:pPr>
+              <w:spacing w:line="264" w:lineRule="auto"/>
+            </w:pPr>
+            <w:r>
+              <w:rPr>
+                <w:sz w:val="20"/>
+                <w:szCs w:val="20"/>
+              </w:rPr>
+              <w:t>G1 · G2 · G3</w:t>
+            </w:r>
+          </w:p>
+        </w:tc>
+        <w:tc>
+          <w:tcPr>
+            <w:tcW w:w="5038" w:type="dxa"/>
+            <w:tcMar>
+              <w:top w:w="40" w:type="dxa"/>
+              <w:left w:w="90" w:type="dxa"/>
+              <w:bottom w:w="40" w:type="dxa"/>
+              <w:right w:w="90" w:type="dxa"/>
+            </w:tcMar>
+            <w:vAlign w:val="center"/>
+          </w:tcPr>
+          <w:p>
+            <w:pPr>
+              <w:spacing w:line="264" w:lineRule="auto"/>
+            </w:pPr>
+            <w:r>
+              <w:rPr>
+                <w:sz w:val="20"/>
+                <w:szCs w:val="20"/>
+              </w:rPr>
+              <w:t>Level Design · Game Feel · Música</w:t>
+            </w:r>
+          </w:p>
+        </w:tc>
+      </w:tr>
+    </w:tbl>
+    <w:p>
+      <w:pPr>
+        <w:spacing w:before="100" w:after="120" w:line="276" w:lineRule="auto"/>
+      </w:pPr>
+      <w:r>
+        <w:rPr>
+          <w:i/>
+          <w:iCs/>
+        </w:rPr>
+        <w:t>Las 6 categorías exigidas por el rubro quedan cubiertas, sin que ninguna se repita de forma redundante entre integrantes.</w:t>
+      </w:r>
+    </w:p>
+    <w:p>
+      <w:pPr>
+        <w:pStyle w:val="Heading2"/>
+        <w:spacing w:before="220" w:after="100"/>
+      </w:pPr>
+      <w:bookmarkStart w:id="15" w:name="_Toc235784591"/>
+      <w:r>
+        <w:rPr>
+          <w:b/>
+          <w:bCs/>
+          <w:color w:val="2E5496"/>
+          <w:sz w:val="25"/>
+          <w:szCs w:val="25"/>
+        </w:rPr>
+        <w:t>7.2 Detalle de cambios de la versión</w:t>
+      </w:r>
+      <w:bookmarkEnd w:id="15"/>
+    </w:p>
+    <w:tbl>
+      <w:tblPr>
+        <w:tblW w:w="8838" w:type="dxa"/>
+        <w:tblBorders>
+          <w:top w:val="single" w:sz="4" w:space="0" w:color="BFBFBF"/>
+          <w:left w:val="single" w:sz="4" w:space="0" w:color="BFBFBF"/>
+          <w:bottom w:val="single" w:sz="4" w:space="0" w:color="BFBFBF"/>
+          <w:right w:val="single" w:sz="4" w:space="0" w:color="BFBFBF"/>
+          <w:insideH w:val="single" w:sz="4" w:space="0" w:color="BFBFBF"/>
+          <w:insideV w:val="single" w:sz="4" w:space="0" w:color="BFBFBF"/>
+        </w:tblBorders>
+        <w:tblCellMar>
+          <w:left w:w="10" w:type="dxa"/>
+          <w:right w:w="10" w:type="dxa"/>
+        </w:tblCellMar>
+        <w:tblLook w:val="04A0" w:firstRow="1" w:lastRow="0" w:firstColumn="1" w:lastColumn="0" w:noHBand="0" w:noVBand="1"/>
+      </w:tblPr>
+      <w:tblGrid>
+        <w:gridCol w:w="620"/>
+        <w:gridCol w:w="1420"/>
+        <w:gridCol w:w="1330"/>
+        <w:gridCol w:w="4268"/>
+        <w:gridCol w:w="1200"/>
+      </w:tblGrid>
+      <w:tr>
+        <w:tblPrEx>
+          <w:tblCellMar>
+            <w:top w:w="0" w:type="dxa"/>
+            <w:bottom w:w="0" w:type="dxa"/>
+          </w:tblCellMar>
+        </w:tblPrEx>
+        <w:trPr>
+          <w:tblHeader/>
+        </w:trPr>
+        <w:tc>
+          <w:tcPr>
+            <w:tcW w:w="620" w:type="dxa"/>
+            <w:shd w:val="clear" w:color="auto" w:fill="1F3864"/>
+            <w:tcMar>
+              <w:top w:w="40" w:type="dxa"/>
+              <w:left w:w="90" w:type="dxa"/>
+              <w:bottom w:w="40" w:type="dxa"/>
+              <w:right w:w="90" w:type="dxa"/>
+            </w:tcMar>
+            <w:vAlign w:val="center"/>
+          </w:tcPr>
+          <w:p>
+            <w:pPr>
+              <w:spacing w:line="264" w:lineRule="auto"/>
+            </w:pPr>
+            <w:r>
+              <w:rPr>
+                <w:b/>
+                <w:bCs/>
+                <w:color w:val="FFFFFF"/>
+                <w:sz w:val="20"/>
+                <w:szCs w:val="20"/>
+              </w:rPr>
+              <w:t>ID</w:t>
+            </w:r>
+          </w:p>
+        </w:tc>
+        <w:tc>
+          <w:tcPr>
+            <w:tcW w:w="1420" w:type="dxa"/>
+            <w:shd w:val="clear" w:color="auto" w:fill="1F3864"/>
+            <w:tcMar>
+              <w:top w:w="40" w:type="dxa"/>
+              <w:left w:w="90" w:type="dxa"/>
+              <w:bottom w:w="40" w:type="dxa"/>
+              <w:right w:w="90" w:type="dxa"/>
+            </w:tcMar>
+            <w:vAlign w:val="center"/>
+          </w:tcPr>
+          <w:p>
+            <w:pPr>
+              <w:spacing w:line="264" w:lineRule="auto"/>
+            </w:pPr>
+            <w:r>
+              <w:rPr>
+                <w:b/>
+                <w:bCs/>
+                <w:color w:val="FFFFFF"/>
+                <w:sz w:val="20"/>
+                <w:szCs w:val="20"/>
+              </w:rPr>
+              <w:t>Responsable</w:t>
+            </w:r>
+          </w:p>
+        </w:tc>
+        <w:tc>
+          <w:tcPr>
+            <w:tcW w:w="1330" w:type="dxa"/>
+            <w:shd w:val="clear" w:color="auto" w:fill="1F3864"/>
+            <w:tcMar>
+              <w:top w:w="40" w:type="dxa"/>
+              <w:left w:w="90" w:type="dxa"/>
+              <w:bottom w:w="40" w:type="dxa"/>
+              <w:right w:w="90" w:type="dxa"/>
+            </w:tcMar>
+            <w:vAlign w:val="center"/>
+          </w:tcPr>
+          <w:p>
+            <w:pPr>
+              <w:spacing w:line="264" w:lineRule="auto"/>
+            </w:pPr>
+            <w:r>
+              <w:rPr>
+                <w:b/>
+                <w:bCs/>
+                <w:color w:val="FFFFFF"/>
+                <w:sz w:val="20"/>
+                <w:szCs w:val="20"/>
+              </w:rPr>
+              <w:t>Área</w:t>
+            </w:r>
+          </w:p>
+        </w:tc>
+        <w:tc>
+          <w:tcPr>
+            <w:tcW w:w="4268" w:type="dxa"/>
+            <w:shd w:val="clear" w:color="auto" w:fill="1F3864"/>
+            <w:tcMar>
+              <w:top w:w="40" w:type="dxa"/>
+              <w:left w:w="90" w:type="dxa"/>
+              <w:bottom w:w="40" w:type="dxa"/>
+              <w:right w:w="90" w:type="dxa"/>
+            </w:tcMar>
+            <w:vAlign w:val="center"/>
+          </w:tcPr>
+          <w:p>
+            <w:pPr>
+              <w:spacing w:line="264" w:lineRule="auto"/>
+            </w:pPr>
+            <w:r>
+              <w:rPr>
+                <w:b/>
+                <w:bCs/>
+                <w:color w:val="FFFFFF"/>
+                <w:sz w:val="20"/>
+                <w:szCs w:val="20"/>
+              </w:rPr>
+              <w:t>Qué cambió en el juego</w:t>
+            </w:r>
+          </w:p>
+        </w:tc>
+        <w:tc>
+          <w:tcPr>
+            <w:tcW w:w="1200" w:type="dxa"/>
+            <w:shd w:val="clear" w:color="auto" w:fill="1F3864"/>
+            <w:tcMar>
+              <w:top w:w="40" w:type="dxa"/>
+              <w:left w:w="90" w:type="dxa"/>
+              <w:bottom w:w="40" w:type="dxa"/>
+              <w:right w:w="90" w:type="dxa"/>
+            </w:tcMar>
+            <w:vAlign w:val="center"/>
+          </w:tcPr>
+          <w:p>
+            <w:pPr>
+              <w:spacing w:line="264" w:lineRule="auto"/>
+            </w:pPr>
+            <w:r>
+              <w:rPr>
+                <w:b/>
+                <w:bCs/>
+                <w:color w:val="FFFFFF"/>
+                <w:sz w:val="20"/>
+                <w:szCs w:val="20"/>
+              </w:rPr>
+              <w:t>Commit</w:t>
+            </w:r>
+          </w:p>
+        </w:tc>
+      </w:tr>
+      <w:tr>
+        <w:tblPrEx>
+          <w:tblCellMar>
+            <w:top w:w="0" w:type="dxa"/>
+            <w:bottom w:w="0" w:type="dxa"/>
+          </w:tblCellMar>
+        </w:tblPrEx>
+        <w:tc>
+          <w:tcPr>
+            <w:tcW w:w="620" w:type="dxa"/>
+            <w:tcMar>
+              <w:top w:w="40" w:type="dxa"/>
+              <w:left w:w="90" w:type="dxa"/>
+              <w:bottom w:w="40" w:type="dxa"/>
+              <w:right w:w="90" w:type="dxa"/>
+            </w:tcMar>
+            <w:vAlign w:val="center"/>
+          </w:tcPr>
+          <w:p>
+            <w:pPr>
+              <w:spacing w:line="264" w:lineRule="auto"/>
+            </w:pPr>
+            <w:r>
+              <w:rPr>
+                <w:sz w:val="20"/>
+                <w:szCs w:val="20"/>
+              </w:rPr>
+              <w:t>E1</w:t>
+            </w:r>
+          </w:p>
+        </w:tc>
+        <w:tc>
+          <w:tcPr>
+            <w:tcW w:w="1420" w:type="dxa"/>
+            <w:tcMar>
+              <w:top w:w="40" w:type="dxa"/>
+              <w:left w:w="90" w:type="dxa"/>
+              <w:bottom w:w="40" w:type="dxa"/>
+              <w:right w:w="90" w:type="dxa"/>
+            </w:tcMar>
+            <w:vAlign w:val="center"/>
+          </w:tcPr>
+          <w:p>
+            <w:pPr>
+              <w:spacing w:line="264" w:lineRule="auto"/>
+            </w:pPr>
+            <w:r>
+              <w:rPr>
+                <w:sz w:val="20"/>
+                <w:szCs w:val="20"/>
+              </w:rPr>
+              <w:t>Eddy Castro</w:t>
+            </w:r>
+          </w:p>
+        </w:tc>
+        <w:tc>
+          <w:tcPr>
+            <w:tcW w:w="1330" w:type="dxa"/>
+            <w:tcMar>
+              <w:top w:w="40" w:type="dxa"/>
+              <w:left w:w="90" w:type="dxa"/>
+              <w:bottom w:w="40" w:type="dxa"/>
+              <w:right w:w="90" w:type="dxa"/>
+            </w:tcMar>
+            <w:vAlign w:val="center"/>
+          </w:tcPr>
+          <w:p>
+            <w:pPr>
+              <w:spacing w:line="264" w:lineRule="auto"/>
+            </w:pPr>
+            <w:r>
+              <w:rPr>
+                <w:sz w:val="20"/>
+                <w:szCs w:val="20"/>
+              </w:rPr>
+              <w:t>Game Feel</w:t>
+            </w:r>
+          </w:p>
+        </w:tc>
+        <w:tc>
+          <w:tcPr>
+            <w:tcW w:w="4268" w:type="dxa"/>
+            <w:tcMar>
+              <w:top w:w="40" w:type="dxa"/>
+              <w:left w:w="90" w:type="dxa"/>
+              <w:bottom w:w="40" w:type="dxa"/>
+              <w:right w:w="90" w:type="dxa"/>
+            </w:tcMar>
+            <w:vAlign w:val="center"/>
+          </w:tcPr>
+          <w:p>
+            <w:pPr>
+              <w:spacing w:line="264" w:lineRule="auto"/>
+            </w:pPr>
+            <w:r>
+              <w:rPr>
+                <w:sz w:val="20"/>
+                <w:szCs w:val="20"/>
+              </w:rPr>
+              <w:t>El disparo pasa de 1 a 3 balas simultáneas, con retroceso, sacudida de cámara y fogonazo. Las balas caducan a los 6 s o 4 rebotes.</w:t>
+            </w:r>
+          </w:p>
+        </w:tc>
+        <w:tc>
+          <w:tcPr>
+            <w:tcW w:w="1200" w:type="dxa"/>
+            <w:tcMar>
+              <w:top w:w="40" w:type="dxa"/>
+              <w:left w:w="90" w:type="dxa"/>
+              <w:bottom w:w="40" w:type="dxa"/>
+              <w:right w:w="90" w:type="dxa"/>
+            </w:tcMar>
+            <w:vAlign w:val="center"/>
+          </w:tcPr>
+          <w:p>
+            <w:pPr>
+              <w:spacing w:line="264" w:lineRule="auto"/>
+            </w:pPr>
+            <w:r>
+              <w:rPr>
+                <w:sz w:val="20"/>
+                <w:szCs w:val="20"/>
+              </w:rPr>
+              <w:t>d59aac2</w:t>
+            </w:r>
+          </w:p>
+        </w:tc>
+      </w:tr>
+      <w:tr>
+        <w:tblPrEx>
+          <w:tblCellMar>
+            <w:top w:w="0" w:type="dxa"/>
+            <w:bottom w:w="0" w:type="dxa"/>
+          </w:tblCellMar>
+        </w:tblPrEx>
+        <w:tc>
+          <w:tcPr>
+            <w:tcW w:w="620" w:type="dxa"/>
+            <w:shd w:val="clear" w:color="auto" w:fill="EDF1F7"/>
+            <w:tcMar>
+              <w:top w:w="40" w:type="dxa"/>
+              <w:left w:w="90" w:type="dxa"/>
+              <w:bottom w:w="40" w:type="dxa"/>
+              <w:right w:w="90" w:type="dxa"/>
+            </w:tcMar>
+            <w:vAlign w:val="center"/>
+          </w:tcPr>
+          <w:p>
+            <w:pPr>
+              <w:spacing w:line="264" w:lineRule="auto"/>
+            </w:pPr>
+            <w:r>
+              <w:rPr>
+                <w:sz w:val="20"/>
+                <w:szCs w:val="20"/>
+              </w:rPr>
+              <w:t>E2</w:t>
+            </w:r>
+          </w:p>
+        </w:tc>
+        <w:tc>
+          <w:tcPr>
+            <w:tcW w:w="1420" w:type="dxa"/>
+            <w:shd w:val="clear" w:color="auto" w:fill="EDF1F7"/>
+            <w:tcMar>
+              <w:top w:w="40" w:type="dxa"/>
+              <w:left w:w="90" w:type="dxa"/>
+              <w:bottom w:w="40" w:type="dxa"/>
+              <w:right w:w="90" w:type="dxa"/>
+            </w:tcMar>
+            <w:vAlign w:val="center"/>
+          </w:tcPr>
+          <w:p>
+            <w:pPr>
+              <w:spacing w:line="264" w:lineRule="auto"/>
+            </w:pPr>
+            <w:r>
+              <w:rPr>
+                <w:sz w:val="20"/>
+                <w:szCs w:val="20"/>
+              </w:rPr>
+              <w:t>Eddy Castro</w:t>
+            </w:r>
+          </w:p>
+        </w:tc>
+        <w:tc>
+          <w:tcPr>
+            <w:tcW w:w="1330" w:type="dxa"/>
+            <w:shd w:val="clear" w:color="auto" w:fill="EDF1F7"/>
+            <w:tcMar>
+              <w:top w:w="40" w:type="dxa"/>
+              <w:left w:w="90" w:type="dxa"/>
+              <w:bottom w:w="40" w:type="dxa"/>
+              <w:right w:w="90" w:type="dxa"/>
+            </w:tcMar>
+            <w:vAlign w:val="center"/>
+          </w:tcPr>
+          <w:p>
+            <w:pPr>
+              <w:spacing w:line="264" w:lineRule="auto"/>
+            </w:pPr>
+            <w:r>
+              <w:rPr>
+                <w:sz w:val="20"/>
+                <w:szCs w:val="20"/>
+              </w:rPr>
+              <w:t>Interfaz</w:t>
+            </w:r>
+          </w:p>
+        </w:tc>
+        <w:tc>
+          <w:tcPr>
+            <w:tcW w:w="4268" w:type="dxa"/>
+            <w:shd w:val="clear" w:color="auto" w:fill="EDF1F7"/>
+            <w:tcMar>
+              <w:top w:w="40" w:type="dxa"/>
+              <w:left w:w="90" w:type="dxa"/>
+              <w:bottom w:w="40" w:type="dxa"/>
+              <w:right w:w="90" w:type="dxa"/>
+            </w:tcMar>
+            <w:vAlign w:val="center"/>
+          </w:tcPr>
+          <w:p>
+            <w:pPr>
+              <w:spacing w:line="264" w:lineRule="auto"/>
+            </w:pPr>
+            <w:r>
+              <w:rPr>
+                <w:sz w:val="20"/>
+                <w:szCs w:val="20"/>
+              </w:rPr>
+              <w:t>HUD con barra de recarga por jugador, anuncio de ronda ganada, victoria a 5 rondas con pantalla final y controles en el menú.</w:t>
+            </w:r>
+          </w:p>
+        </w:tc>
+        <w:tc>
+          <w:tcPr>
+            <w:tcW w:w="1200" w:type="dxa"/>
+            <w:shd w:val="clear" w:color="auto" w:fill="EDF1F7"/>
+            <w:tcMar>
+              <w:top w:w="40" w:type="dxa"/>
+              <w:left w:w="90" w:type="dxa"/>
+              <w:bottom w:w="40" w:type="dxa"/>
+              <w:right w:w="90" w:type="dxa"/>
+            </w:tcMar>
+            <w:vAlign w:val="center"/>
+          </w:tcPr>
+          <w:p>
+            <w:pPr>
+              <w:spacing w:line="264" w:lineRule="auto"/>
+            </w:pPr>
+            <w:r>
+              <w:rPr>
+                <w:sz w:val="20"/>
+                <w:szCs w:val="20"/>
+              </w:rPr>
+              <w:t>a0cf2fd</w:t>
+            </w:r>
+          </w:p>
+        </w:tc>
+      </w:tr>
+      <w:tr>
+        <w:tblPrEx>
+          <w:tblCellMar>
+            <w:top w:w="0" w:type="dxa"/>
+            <w:bottom w:w="0" w:type="dxa"/>
+          </w:tblCellMar>
+        </w:tblPrEx>
+        <w:tc>
+          <w:tcPr>
+            <w:tcW w:w="620" w:type="dxa"/>
+            <w:tcMar>
+              <w:top w:w="40" w:type="dxa"/>
+              <w:left w:w="90" w:type="dxa"/>
+              <w:bottom w:w="40" w:type="dxa"/>
+              <w:right w:w="90" w:type="dxa"/>
+            </w:tcMar>
+            <w:vAlign w:val="center"/>
+          </w:tcPr>
+          <w:p>
+            <w:pPr>
+              <w:spacing w:line="264" w:lineRule="auto"/>
+            </w:pPr>
+            <w:r>
+              <w:rPr>
+                <w:sz w:val="20"/>
+                <w:szCs w:val="20"/>
+              </w:rPr>
+              <w:t>E3</w:t>
+            </w:r>
+          </w:p>
+        </w:tc>
+        <w:tc>
+          <w:tcPr>
+            <w:tcW w:w="1420" w:type="dxa"/>
+            <w:tcMar>
+              <w:top w:w="40" w:type="dxa"/>
+              <w:left w:w="90" w:type="dxa"/>
+              <w:bottom w:w="40" w:type="dxa"/>
+              <w:right w:w="90" w:type="dxa"/>
+            </w:tcMar>
+            <w:vAlign w:val="center"/>
+          </w:tcPr>
+          <w:p>
+            <w:pPr>
+              <w:spacing w:line="264" w:lineRule="auto"/>
+            </w:pPr>
+            <w:r>
+              <w:rPr>
+                <w:sz w:val="20"/>
+                <w:szCs w:val="20"/>
+              </w:rPr>
+              <w:t>Eddy Castro</w:t>
+            </w:r>
+          </w:p>
+        </w:tc>
+        <w:tc>
+          <w:tcPr>
+            <w:tcW w:w="1330" w:type="dxa"/>
+            <w:tcMar>
+              <w:top w:w="40" w:type="dxa"/>
+              <w:left w:w="90" w:type="dxa"/>
+              <w:bottom w:w="40" w:type="dxa"/>
+              <w:right w:w="90" w:type="dxa"/>
+            </w:tcMar>
+            <w:vAlign w:val="center"/>
+          </w:tcPr>
+          <w:p>
+            <w:pPr>
+              <w:spacing w:line="264" w:lineRule="auto"/>
+            </w:pPr>
+            <w:r>
+              <w:rPr>
+                <w:sz w:val="20"/>
+                <w:szCs w:val="20"/>
+              </w:rPr>
+              <w:t>SFX</w:t>
+            </w:r>
+          </w:p>
+        </w:tc>
+        <w:tc>
+          <w:tcPr>
+            <w:tcW w:w="4268" w:type="dxa"/>
+            <w:tcMar>
+              <w:top w:w="40" w:type="dxa"/>
+              <w:left w:w="90" w:type="dxa"/>
+              <w:bottom w:w="40" w:type="dxa"/>
+              <w:right w:w="90" w:type="dxa"/>
+            </w:tcMar>
+            <w:vAlign w:val="center"/>
+          </w:tcPr>
+          <w:p>
+            <w:pPr>
+              <w:spacing w:line="264" w:lineRule="auto"/>
+            </w:pPr>
+            <w:r>
+              <w:rPr>
+                <w:sz w:val="20"/>
+                <w:szCs w:val="20"/>
+              </w:rPr>
+              <w:t>7 efectos de sonido (disparo, rebote, explosión, habilidad, portal, mina, ronda) con anti-saturación; tecla P para silenciar.</w:t>
+            </w:r>
+          </w:p>
+        </w:tc>
+        <w:tc>
+          <w:tcPr>
+            <w:tcW w:w="1200" w:type="dxa"/>
+            <w:tcMar>
+              <w:top w:w="40" w:type="dxa"/>
+              <w:left w:w="90" w:type="dxa"/>
+              <w:bottom w:w="40" w:type="dxa"/>
+              <w:right w:w="90" w:type="dxa"/>
+            </w:tcMar>
+            <w:vAlign w:val="center"/>
+          </w:tcPr>
+          <w:p>
+            <w:pPr>
+              <w:spacing w:line="264" w:lineRule="auto"/>
+            </w:pPr>
+            <w:r>
+              <w:rPr>
+                <w:sz w:val="20"/>
+                <w:szCs w:val="20"/>
+              </w:rPr>
+              <w:t>b132a95</w:t>
+            </w:r>
+          </w:p>
+        </w:tc>
+      </w:tr>
+      <w:tr>
+        <w:tblPrEx>
+          <w:tblCellMar>
+            <w:top w:w="0" w:type="dxa"/>
+            <w:bottom w:w="0" w:type="dxa"/>
+          </w:tblCellMar>
+        </w:tblPrEx>
+        <w:tc>
+          <w:tcPr>
+            <w:tcW w:w="620" w:type="dxa"/>
+            <w:shd w:val="clear" w:color="auto" w:fill="EDF1F7"/>
+            <w:tcMar>
+              <w:top w:w="40" w:type="dxa"/>
+              <w:left w:w="90" w:type="dxa"/>
+              <w:bottom w:w="40" w:type="dxa"/>
+              <w:right w:w="90" w:type="dxa"/>
+            </w:tcMar>
+            <w:vAlign w:val="center"/>
+          </w:tcPr>
+          <w:p>
+            <w:pPr>
+              <w:spacing w:line="264" w:lineRule="auto"/>
+            </w:pPr>
+            <w:r>
+              <w:rPr>
+                <w:sz w:val="20"/>
+                <w:szCs w:val="20"/>
+              </w:rPr>
+              <w:t>D1</w:t>
+            </w:r>
+          </w:p>
+        </w:tc>
+        <w:tc>
+          <w:tcPr>
+            <w:tcW w:w="1420" w:type="dxa"/>
+            <w:shd w:val="clear" w:color="auto" w:fill="EDF1F7"/>
+            <w:tcMar>
+              <w:top w:w="40" w:type="dxa"/>
+              <w:left w:w="90" w:type="dxa"/>
+              <w:bottom w:w="40" w:type="dxa"/>
+              <w:right w:w="90" w:type="dxa"/>
+            </w:tcMar>
+            <w:vAlign w:val="center"/>
+          </w:tcPr>
+          <w:p>
+            <w:pPr>
+              <w:spacing w:line="264" w:lineRule="auto"/>
+            </w:pPr>
+            <w:r>
+              <w:rPr>
+                <w:sz w:val="20"/>
+                <w:szCs w:val="20"/>
+              </w:rPr>
+              <w:t>David Valencia</w:t>
+            </w:r>
+          </w:p>
+        </w:tc>
+        <w:tc>
+          <w:tcPr>
+            <w:tcW w:w="1330" w:type="dxa"/>
+            <w:shd w:val="clear" w:color="auto" w:fill="EDF1F7"/>
+            <w:tcMar>
+              <w:top w:w="40" w:type="dxa"/>
+              <w:left w:w="90" w:type="dxa"/>
+              <w:bottom w:w="40" w:type="dxa"/>
+              <w:right w:w="90" w:type="dxa"/>
+            </w:tcMar>
+            <w:vAlign w:val="center"/>
+          </w:tcPr>
+          <w:p>
+            <w:pPr>
+              <w:spacing w:line="264" w:lineRule="auto"/>
+            </w:pPr>
+            <w:r>
+              <w:rPr>
+                <w:sz w:val="20"/>
+                <w:szCs w:val="20"/>
+              </w:rPr>
+              <w:t>Level Design</w:t>
+            </w:r>
+          </w:p>
+        </w:tc>
+        <w:tc>
+          <w:tcPr>
+            <w:tcW w:w="4268" w:type="dxa"/>
+            <w:shd w:val="clear" w:color="auto" w:fill="EDF1F7"/>
+            <w:tcMar>
+              <w:top w:w="40" w:type="dxa"/>
+              <w:left w:w="90" w:type="dxa"/>
+              <w:bottom w:w="40" w:type="dxa"/>
+              <w:right w:w="90" w:type="dxa"/>
+            </w:tcMar>
+            <w:vAlign w:val="center"/>
+          </w:tcPr>
+          <w:p>
+            <w:pPr>
+              <w:spacing w:line="264" w:lineRule="auto"/>
+            </w:pPr>
+            <w:r>
+              <w:rPr>
+                <w:sz w:val="20"/>
+                <w:szCs w:val="20"/>
+              </w:rPr>
+              <w:t>Mapa del Nivel 2 rediseñado: cámaras cerradas y pasillos de 2 tiles, con 4 portales en las esquinas.</w:t>
+            </w:r>
+          </w:p>
+        </w:tc>
+        <w:tc>
+          <w:tcPr>
+            <w:tcW w:w="1200" w:type="dxa"/>
+            <w:shd w:val="clear" w:color="auto" w:fill="EDF1F7"/>
+            <w:tcMar>
+              <w:top w:w="40" w:type="dxa"/>
+              <w:left w:w="90" w:type="dxa"/>
+              <w:bottom w:w="40" w:type="dxa"/>
+              <w:right w:w="90" w:type="dxa"/>
+            </w:tcMar>
+            <w:vAlign w:val="center"/>
+          </w:tcPr>
+          <w:p>
+            <w:pPr>
+              <w:spacing w:line="264" w:lineRule="auto"/>
+            </w:pPr>
+            <w:r>
+              <w:rPr>
+                <w:sz w:val="20"/>
+                <w:szCs w:val="20"/>
+              </w:rPr>
+              <w:t>8d339ad</w:t>
+            </w:r>
+          </w:p>
+        </w:tc>
+      </w:tr>
+      <w:tr>
+        <w:tblPrEx>
+          <w:tblCellMar>
+            <w:top w:w="0" w:type="dxa"/>
+            <w:bottom w:w="0" w:type="dxa"/>
+          </w:tblCellMar>
+        </w:tblPrEx>
+        <w:tc>
+          <w:tcPr>
+            <w:tcW w:w="620" w:type="dxa"/>
+            <w:tcMar>
+              <w:top w:w="40" w:type="dxa"/>
+              <w:left w:w="90" w:type="dxa"/>
+              <w:bottom w:w="40" w:type="dxa"/>
+              <w:right w:w="90" w:type="dxa"/>
+            </w:tcMar>
+            <w:vAlign w:val="center"/>
+          </w:tcPr>
+          <w:p>
+            <w:pPr>
+              <w:spacing w:line="264" w:lineRule="auto"/>
+            </w:pPr>
+            <w:r>
+              <w:rPr>
+                <w:sz w:val="20"/>
+                <w:szCs w:val="20"/>
+              </w:rPr>
+              <w:t>D2</w:t>
+            </w:r>
+          </w:p>
+        </w:tc>
+        <w:tc>
+          <w:tcPr>
+            <w:tcW w:w="1420" w:type="dxa"/>
+            <w:tcMar>
+              <w:top w:w="40" w:type="dxa"/>
+              <w:left w:w="90" w:type="dxa"/>
+              <w:bottom w:w="40" w:type="dxa"/>
+              <w:right w:w="90" w:type="dxa"/>
+            </w:tcMar>
+            <w:vAlign w:val="center"/>
+          </w:tcPr>
+          <w:p>
+            <w:pPr>
+              <w:spacing w:line="264" w:lineRule="auto"/>
+            </w:pPr>
+            <w:r>
+              <w:rPr>
+                <w:sz w:val="20"/>
+                <w:szCs w:val="20"/>
+              </w:rPr>
+              <w:t>David Valencia</w:t>
+            </w:r>
+          </w:p>
+        </w:tc>
+        <w:tc>
+          <w:tcPr>
+            <w:tcW w:w="1330" w:type="dxa"/>
+            <w:tcMar>
+              <w:top w:w="40" w:type="dxa"/>
+              <w:left w:w="90" w:type="dxa"/>
+              <w:bottom w:w="40" w:type="dxa"/>
+              <w:right w:w="90" w:type="dxa"/>
+            </w:tcMar>
+            <w:vAlign w:val="center"/>
+          </w:tcPr>
+          <w:p>
+            <w:pPr>
+              <w:spacing w:line="264" w:lineRule="auto"/>
+            </w:pPr>
+            <w:r>
+              <w:rPr>
+                <w:sz w:val="20"/>
+                <w:szCs w:val="20"/>
+              </w:rPr>
+              <w:t>Game Feel</w:t>
+            </w:r>
+          </w:p>
+        </w:tc>
+        <w:tc>
+          <w:tcPr>
+            <w:tcW w:w="4268" w:type="dxa"/>
+            <w:tcMar>
+              <w:top w:w="40" w:type="dxa"/>
+              <w:left w:w="90" w:type="dxa"/>
+              <w:bottom w:w="40" w:type="dxa"/>
+              <w:right w:w="90" w:type="dxa"/>
+            </w:tcMar>
+            <w:vAlign w:val="center"/>
+          </w:tcPr>
+          <w:p>
+            <w:pPr>
+              <w:spacing w:line="264" w:lineRule="auto"/>
+            </w:pPr>
+            <w:r>
+              <w:rPr>
+                <w:sz w:val="20"/>
+                <w:szCs w:val="20"/>
+              </w:rPr>
+              <w:t>Nivel 2 pasa de 1 a 2 jugadores, con rondas, portales sin rebote infinito y colisión entre tanques.</w:t>
+            </w:r>
+          </w:p>
+        </w:tc>
+        <w:tc>
+          <w:tcPr>
+            <w:tcW w:w="1200" w:type="dxa"/>
+            <w:tcMar>
+              <w:top w:w="40" w:type="dxa"/>
+              <w:left w:w="90" w:type="dxa"/>
+              <w:bottom w:w="40" w:type="dxa"/>
+              <w:right w:w="90" w:type="dxa"/>
+            </w:tcMar>
+            <w:vAlign w:val="center"/>
+          </w:tcPr>
+          <w:p>
+            <w:pPr>
+              <w:spacing w:line="264" w:lineRule="auto"/>
+            </w:pPr>
+            <w:r>
+              <w:rPr>
+                <w:sz w:val="20"/>
+                <w:szCs w:val="20"/>
+              </w:rPr>
+              <w:t>a277c09</w:t>
+            </w:r>
+          </w:p>
+        </w:tc>
+      </w:tr>
+      <w:tr>
+        <w:tblPrEx>
+          <w:tblCellMar>
+            <w:top w:w="0" w:type="dxa"/>
+            <w:bottom w:w="0" w:type="dxa"/>
+          </w:tblCellMar>
+        </w:tblPrEx>
+        <w:tc>
+          <w:tcPr>
+            <w:tcW w:w="620" w:type="dxa"/>
+            <w:shd w:val="clear" w:color="auto" w:fill="EDF1F7"/>
+            <w:tcMar>
+              <w:top w:w="40" w:type="dxa"/>
+              <w:left w:w="90" w:type="dxa"/>
+              <w:bottom w:w="40" w:type="dxa"/>
+              <w:right w:w="90" w:type="dxa"/>
+            </w:tcMar>
+            <w:vAlign w:val="center"/>
+          </w:tcPr>
+          <w:p>
+            <w:pPr>
+              <w:spacing w:line="264" w:lineRule="auto"/>
+            </w:pPr>
+            <w:r>
+              <w:rPr>
+                <w:sz w:val="20"/>
+                <w:szCs w:val="20"/>
+              </w:rPr>
+              <w:t>D3</w:t>
+            </w:r>
+          </w:p>
+        </w:tc>
+        <w:tc>
+          <w:tcPr>
+            <w:tcW w:w="1420" w:type="dxa"/>
+            <w:shd w:val="clear" w:color="auto" w:fill="EDF1F7"/>
+            <w:tcMar>
+              <w:top w:w="40" w:type="dxa"/>
+              <w:left w:w="90" w:type="dxa"/>
+              <w:bottom w:w="40" w:type="dxa"/>
+              <w:right w:w="90" w:type="dxa"/>
+            </w:tcMar>
+            <w:vAlign w:val="center"/>
+          </w:tcPr>
+          <w:p>
+            <w:pPr>
+              <w:spacing w:line="264" w:lineRule="auto"/>
+            </w:pPr>
+            <w:r>
+              <w:rPr>
+                <w:sz w:val="20"/>
+                <w:szCs w:val="20"/>
+              </w:rPr>
+              <w:t>David Valencia</w:t>
+            </w:r>
+          </w:p>
+        </w:tc>
+        <w:tc>
+          <w:tcPr>
+            <w:tcW w:w="1330" w:type="dxa"/>
+            <w:shd w:val="clear" w:color="auto" w:fill="EDF1F7"/>
+            <w:tcMar>
+              <w:top w:w="40" w:type="dxa"/>
+              <w:left w:w="90" w:type="dxa"/>
+              <w:bottom w:w="40" w:type="dxa"/>
+              <w:right w:w="90" w:type="dxa"/>
+            </w:tcMar>
+            <w:vAlign w:val="center"/>
+          </w:tcPr>
+          <w:p>
+            <w:pPr>
+              <w:spacing w:line="264" w:lineRule="auto"/>
+            </w:pPr>
+            <w:r>
+              <w:rPr>
+                <w:sz w:val="20"/>
+                <w:szCs w:val="20"/>
+              </w:rPr>
+              <w:t>Animaciones</w:t>
+            </w:r>
+          </w:p>
+        </w:tc>
+        <w:tc>
+          <w:tcPr>
+            <w:tcW w:w="4268" w:type="dxa"/>
+            <w:shd w:val="clear" w:color="auto" w:fill="EDF1F7"/>
+            <w:tcMar>
+              <w:top w:w="40" w:type="dxa"/>
+              <w:left w:w="90" w:type="dxa"/>
+              <w:bottom w:w="40" w:type="dxa"/>
+              <w:right w:w="90" w:type="dxa"/>
+            </w:tcMar>
+            <w:vAlign w:val="center"/>
+          </w:tcPr>
+          <w:p>
+            <w:pPr>
+              <w:spacing w:line="264" w:lineRule="auto"/>
+            </w:pPr>
+            <w:r>
+              <w:rPr>
+                <w:sz w:val="20"/>
+                <w:szCs w:val="20"/>
+              </w:rPr>
+              <w:t>Efectos de teletransporte, portales pulsantes, estelas de oruga y explosión con fragmentos al ser destruido.</w:t>
+            </w:r>
+          </w:p>
+        </w:tc>
+        <w:tc>
+          <w:tcPr>
+            <w:tcW w:w="1200" w:type="dxa"/>
+            <w:shd w:val="clear" w:color="auto" w:fill="EDF1F7"/>
+            <w:tcMar>
+              <w:top w:w="40" w:type="dxa"/>
+              <w:left w:w="90" w:type="dxa"/>
+              <w:bottom w:w="40" w:type="dxa"/>
+              <w:right w:w="90" w:type="dxa"/>
+            </w:tcMar>
+            <w:vAlign w:val="center"/>
+          </w:tcPr>
+          <w:p>
+            <w:pPr>
+              <w:spacing w:line="264" w:lineRule="auto"/>
+            </w:pPr>
+            <w:r>
+              <w:rPr>
+                <w:sz w:val="20"/>
+                <w:szCs w:val="20"/>
+              </w:rPr>
+              <w:t>c9d93c5</w:t>
+            </w:r>
+          </w:p>
+        </w:tc>
+      </w:tr>
+      <w:tr>
+        <w:tblPrEx>
+          <w:tblCellMar>
+            <w:top w:w="0" w:type="dxa"/>
+            <w:bottom w:w="0" w:type="dxa"/>
+          </w:tblCellMar>
+        </w:tblPrEx>
+        <w:tc>
+          <w:tcPr>
+            <w:tcW w:w="620" w:type="dxa"/>
+            <w:tcMar>
+              <w:top w:w="40" w:type="dxa"/>
+              <w:left w:w="90" w:type="dxa"/>
+              <w:bottom w:w="40" w:type="dxa"/>
+              <w:right w:w="90" w:type="dxa"/>
+            </w:tcMar>
+            <w:vAlign w:val="center"/>
+          </w:tcPr>
+          <w:p>
+            <w:pPr>
+              <w:spacing w:line="264" w:lineRule="auto"/>
+            </w:pPr>
+            <w:r>
+              <w:rPr>
+                <w:sz w:val="20"/>
+                <w:szCs w:val="20"/>
+              </w:rPr>
+              <w:t>G1</w:t>
+            </w:r>
+          </w:p>
+        </w:tc>
+        <w:tc>
+          <w:tcPr>
+            <w:tcW w:w="1420" w:type="dxa"/>
+            <w:tcMar>
+              <w:top w:w="40" w:type="dxa"/>
+              <w:left w:w="90" w:type="dxa"/>
+              <w:bottom w:w="40" w:type="dxa"/>
+              <w:right w:w="90" w:type="dxa"/>
+            </w:tcMar>
+            <w:vAlign w:val="center"/>
+          </w:tcPr>
+          <w:p>
+            <w:pPr>
+              <w:spacing w:line="264" w:lineRule="auto"/>
+            </w:pPr>
+            <w:r>
+              <w:rPr>
+                <w:sz w:val="20"/>
+                <w:szCs w:val="20"/>
+              </w:rPr>
+              <w:t>Gabriel Vásconez</w:t>
+            </w:r>
+          </w:p>
+        </w:tc>
+        <w:tc>
+          <w:tcPr>
+            <w:tcW w:w="1330" w:type="dxa"/>
+            <w:tcMar>
+              <w:top w:w="40" w:type="dxa"/>
+              <w:left w:w="90" w:type="dxa"/>
+              <w:bottom w:w="40" w:type="dxa"/>
+              <w:right w:w="90" w:type="dxa"/>
+            </w:tcMar>
+            <w:vAlign w:val="center"/>
+          </w:tcPr>
+          <w:p>
+            <w:pPr>
+              <w:spacing w:line="264" w:lineRule="auto"/>
+            </w:pPr>
+            <w:r>
+              <w:rPr>
+                <w:sz w:val="20"/>
+                <w:szCs w:val="20"/>
+              </w:rPr>
+              <w:t>Game Feel</w:t>
+            </w:r>
+          </w:p>
+        </w:tc>
+        <w:tc>
+          <w:tcPr>
+            <w:tcW w:w="4268" w:type="dxa"/>
+            <w:tcMar>
+              <w:top w:w="40" w:type="dxa"/>
+              <w:left w:w="90" w:type="dxa"/>
+              <w:bottom w:w="40" w:type="dxa"/>
+              <w:right w:w="90" w:type="dxa"/>
+            </w:tcMar>
+            <w:vAlign w:val="center"/>
+          </w:tcPr>
+          <w:p>
+            <w:pPr>
+              <w:spacing w:line="264" w:lineRule="auto"/>
+            </w:pPr>
+            <w:r>
+              <w:rPr>
+                <w:sz w:val="20"/>
+                <w:szCs w:val="20"/>
+              </w:rPr>
+              <w:t>Las minas se arman en 1,5 s, no dañan a quien las coloca, y el barro se ve y se siente (tinte y salpicaduras).</w:t>
+            </w:r>
+          </w:p>
+        </w:tc>
+        <w:tc>
+          <w:tcPr>
+            <w:tcW w:w="1200" w:type="dxa"/>
+            <w:tcMar>
+              <w:top w:w="40" w:type="dxa"/>
+              <w:left w:w="90" w:type="dxa"/>
+              <w:bottom w:w="40" w:type="dxa"/>
+              <w:right w:w="90" w:type="dxa"/>
+            </w:tcMar>
+            <w:vAlign w:val="center"/>
+          </w:tcPr>
+          <w:p>
+            <w:pPr>
+              <w:spacing w:line="264" w:lineRule="auto"/>
+            </w:pPr>
+            <w:r>
+              <w:rPr>
+                <w:sz w:val="20"/>
+                <w:szCs w:val="20"/>
+              </w:rPr>
+              <w:t>37e0a5a</w:t>
+            </w:r>
+          </w:p>
+        </w:tc>
+      </w:tr>
+      <w:tr>
+        <w:tblPrEx>
+          <w:tblCellMar>
+            <w:top w:w="0" w:type="dxa"/>
+            <w:bottom w:w="0" w:type="dxa"/>
+          </w:tblCellMar>
+        </w:tblPrEx>
+        <w:tc>
+          <w:tcPr>
+            <w:tcW w:w="620" w:type="dxa"/>
+            <w:shd w:val="clear" w:color="auto" w:fill="EDF1F7"/>
+            <w:tcMar>
+              <w:top w:w="40" w:type="dxa"/>
+              <w:left w:w="90" w:type="dxa"/>
+              <w:bottom w:w="40" w:type="dxa"/>
+              <w:right w:w="90" w:type="dxa"/>
+            </w:tcMar>
+            <w:vAlign w:val="center"/>
+          </w:tcPr>
+          <w:p>
+            <w:pPr>
+              <w:spacing w:line="264" w:lineRule="auto"/>
+            </w:pPr>
+            <w:r>
+              <w:rPr>
+                <w:sz w:val="20"/>
+                <w:szCs w:val="20"/>
+              </w:rPr>
+              <w:t>G2</w:t>
+            </w:r>
+          </w:p>
+        </w:tc>
+        <w:tc>
+          <w:tcPr>
+            <w:tcW w:w="1420" w:type="dxa"/>
+            <w:shd w:val="clear" w:color="auto" w:fill="EDF1F7"/>
+            <w:tcMar>
+              <w:top w:w="40" w:type="dxa"/>
+              <w:left w:w="90" w:type="dxa"/>
+              <w:bottom w:w="40" w:type="dxa"/>
+              <w:right w:w="90" w:type="dxa"/>
+            </w:tcMar>
+            <w:vAlign w:val="center"/>
+          </w:tcPr>
+          <w:p>
+            <w:pPr>
+              <w:spacing w:line="264" w:lineRule="auto"/>
+            </w:pPr>
+            <w:r>
+              <w:rPr>
+                <w:sz w:val="20"/>
+                <w:szCs w:val="20"/>
+              </w:rPr>
+              <w:t>Gabriel Vásconez</w:t>
+            </w:r>
+          </w:p>
+        </w:tc>
+        <w:tc>
+          <w:tcPr>
+            <w:tcW w:w="1330" w:type="dxa"/>
+            <w:shd w:val="clear" w:color="auto" w:fill="EDF1F7"/>
+            <w:tcMar>
+              <w:top w:w="40" w:type="dxa"/>
+              <w:left w:w="90" w:type="dxa"/>
+              <w:bottom w:w="40" w:type="dxa"/>
+              <w:right w:w="90" w:type="dxa"/>
+            </w:tcMar>
+            <w:vAlign w:val="center"/>
+          </w:tcPr>
+          <w:p>
+            <w:pPr>
+              <w:spacing w:line="264" w:lineRule="auto"/>
+            </w:pPr>
+            <w:r>
+              <w:rPr>
+                <w:sz w:val="20"/>
+                <w:szCs w:val="20"/>
+              </w:rPr>
+              <w:t>Level Design</w:t>
+            </w:r>
+          </w:p>
+        </w:tc>
+        <w:tc>
+          <w:tcPr>
+            <w:tcW w:w="4268" w:type="dxa"/>
+            <w:shd w:val="clear" w:color="auto" w:fill="EDF1F7"/>
+            <w:tcMar>
+              <w:top w:w="40" w:type="dxa"/>
+              <w:left w:w="90" w:type="dxa"/>
+              <w:bottom w:w="40" w:type="dxa"/>
+              <w:right w:w="90" w:type="dxa"/>
+            </w:tcMar>
+            <w:vAlign w:val="center"/>
+          </w:tcPr>
+          <w:p>
+            <w:pPr>
+              <w:spacing w:line="264" w:lineRule="auto"/>
+            </w:pPr>
+            <w:r>
+              <w:rPr>
+                <w:sz w:val="20"/>
+                <w:szCs w:val="20"/>
+              </w:rPr>
+              <w:t>Nivel 3 rediseñado con barro visible (16,8 % del mapa) y convertido en duelo de 2 jugadores.</w:t>
+            </w:r>
+          </w:p>
+        </w:tc>
+        <w:tc>
+          <w:tcPr>
+            <w:tcW w:w="1200" w:type="dxa"/>
+            <w:shd w:val="clear" w:color="auto" w:fill="EDF1F7"/>
+            <w:tcMar>
+              <w:top w:w="40" w:type="dxa"/>
+              <w:left w:w="90" w:type="dxa"/>
+              <w:bottom w:w="40" w:type="dxa"/>
+              <w:right w:w="90" w:type="dxa"/>
+            </w:tcMar>
+            <w:vAlign w:val="center"/>
+          </w:tcPr>
+          <w:p>
+            <w:pPr>
+              <w:spacing w:line="264" w:lineRule="auto"/>
+            </w:pPr>
+            <w:r>
+              <w:rPr>
+                <w:sz w:val="20"/>
+                <w:szCs w:val="20"/>
+              </w:rPr>
+              <w:t>60ad180</w:t>
+            </w:r>
+          </w:p>
+        </w:tc>
+      </w:tr>
+      <w:tr>
+        <w:tblPrEx>
+          <w:tblCellMar>
+            <w:top w:w="0" w:type="dxa"/>
+            <w:bottom w:w="0" w:type="dxa"/>
+          </w:tblCellMar>
+        </w:tblPrEx>
+        <w:tc>
+          <w:tcPr>
+            <w:tcW w:w="620" w:type="dxa"/>
+            <w:tcMar>
+              <w:top w:w="40" w:type="dxa"/>
+              <w:left w:w="90" w:type="dxa"/>
+              <w:bottom w:w="40" w:type="dxa"/>
+              <w:right w:w="90" w:type="dxa"/>
+            </w:tcMar>
+            <w:vAlign w:val="center"/>
+          </w:tcPr>
+          <w:p>
+            <w:pPr>
+              <w:spacing w:line="264" w:lineRule="auto"/>
+            </w:pPr>
+            <w:r>
+              <w:rPr>
+                <w:sz w:val="20"/>
+                <w:szCs w:val="20"/>
+              </w:rPr>
+              <w:lastRenderedPageBreak/>
+              <w:t>G3</w:t>
+            </w:r>
+          </w:p>
+        </w:tc>
+        <w:tc>
+          <w:tcPr>
+            <w:tcW w:w="1420" w:type="dxa"/>
+            <w:tcMar>
+              <w:top w:w="40" w:type="dxa"/>
+              <w:left w:w="90" w:type="dxa"/>
+              <w:bottom w:w="40" w:type="dxa"/>
+              <w:right w:w="90" w:type="dxa"/>
+            </w:tcMar>
+            <w:vAlign w:val="center"/>
+          </w:tcPr>
+          <w:p>
+            <w:pPr>
+              <w:spacing w:line="264" w:lineRule="auto"/>
+            </w:pPr>
+            <w:r>
+              <w:rPr>
+                <w:sz w:val="20"/>
+                <w:szCs w:val="20"/>
+              </w:rPr>
+              <w:t>Gabriel Vásconez</w:t>
+            </w:r>
+          </w:p>
+        </w:tc>
+        <w:tc>
+          <w:tcPr>
+            <w:tcW w:w="1330" w:type="dxa"/>
+            <w:tcMar>
+              <w:top w:w="40" w:type="dxa"/>
+              <w:left w:w="90" w:type="dxa"/>
+              <w:bottom w:w="40" w:type="dxa"/>
+              <w:right w:w="90" w:type="dxa"/>
+            </w:tcMar>
+            <w:vAlign w:val="center"/>
+          </w:tcPr>
+          <w:p>
+            <w:pPr>
+              <w:spacing w:line="264" w:lineRule="auto"/>
+            </w:pPr>
+            <w:r>
+              <w:rPr>
+                <w:sz w:val="20"/>
+                <w:szCs w:val="20"/>
+              </w:rPr>
+              <w:t>Música</w:t>
+            </w:r>
+          </w:p>
+        </w:tc>
+        <w:tc>
+          <w:tcPr>
+            <w:tcW w:w="4268" w:type="dxa"/>
+            <w:tcMar>
+              <w:top w:w="40" w:type="dxa"/>
+              <w:left w:w="90" w:type="dxa"/>
+              <w:bottom w:w="40" w:type="dxa"/>
+              <w:right w:w="90" w:type="dxa"/>
+            </w:tcMar>
+            <w:vAlign w:val="center"/>
+          </w:tcPr>
+          <w:p>
+            <w:pPr>
+              <w:spacing w:line="264" w:lineRule="auto"/>
+            </w:pPr>
+            <w:r>
+              <w:rPr>
+                <w:sz w:val="20"/>
+                <w:szCs w:val="20"/>
+              </w:rPr>
+              <w:t>Música de fondo que no se corta al reiniciar la ronda, con transición suave entre pistas; tecla O para silenciar.</w:t>
+            </w:r>
+          </w:p>
+        </w:tc>
+        <w:tc>
+          <w:tcPr>
+            <w:tcW w:w="1200" w:type="dxa"/>
+            <w:tcMar>
+              <w:top w:w="40" w:type="dxa"/>
+              <w:left w:w="90" w:type="dxa"/>
+              <w:bottom w:w="40" w:type="dxa"/>
+              <w:right w:w="90" w:type="dxa"/>
+            </w:tcMar>
+            <w:vAlign w:val="center"/>
+          </w:tcPr>
+          <w:p>
+            <w:pPr>
+              <w:spacing w:line="264" w:lineRule="auto"/>
+            </w:pPr>
+            <w:r>
+              <w:rPr>
+                <w:sz w:val="20"/>
+                <w:szCs w:val="20"/>
+              </w:rPr>
+              <w:t>a51e29c</w:t>
+            </w:r>
+          </w:p>
+        </w:tc>
+      </w:tr>
+    </w:tbl>
+    <w:p>
+      <w:pPr>
+        <w:pStyle w:val="Heading2"/>
+        <w:spacing w:before="220" w:after="100"/>
+      </w:pPr>
+      <w:bookmarkStart w:id="16" w:name="_Toc235784592"/>
+      <w:r>
+        <w:rPr>
+          <w:b/>
+          <w:bCs/>
+          <w:color w:val="2E5496"/>
+          <w:sz w:val="25"/>
+          <w:szCs w:val="25"/>
+        </w:rPr>
+        <w:t>7.3 Correcciones de la revisión final</w:t>
+      </w:r>
+      <w:bookmarkEnd w:id="16"/>
+    </w:p>
+    <w:p>
+      <w:pPr>
+        <w:spacing w:after="140" w:line="276" w:lineRule="auto"/>
+      </w:pPr>
+      <w:r>
+        <w:t>Trabajo de equipo posterior al reparto de mejoras, surgido de auditar el juego ya terminado:</w:t>
+      </w:r>
+    </w:p>
+    <w:tbl>
+      <w:tblPr>
+        <w:tblW w:w="8838" w:type="dxa"/>
+        <w:tblBorders>
+          <w:top w:val="single" w:sz="4" w:space="0" w:color="BFBFBF"/>
+          <w:left w:val="single" w:sz="4" w:space="0" w:color="BFBFBF"/>
+          <w:bottom w:val="single" w:sz="4" w:space="0" w:color="BFBFBF"/>
+          <w:right w:val="single" w:sz="4" w:space="0" w:color="BFBFBF"/>
+          <w:insideH w:val="single" w:sz="4" w:space="0" w:color="BFBFBF"/>
+          <w:insideV w:val="single" w:sz="4" w:space="0" w:color="BFBFBF"/>
+        </w:tblBorders>
+        <w:tblCellMar>
+          <w:left w:w="10" w:type="dxa"/>
+          <w:right w:w="10" w:type="dxa"/>
+        </w:tblCellMar>
+        <w:tblLook w:val="04A0" w:firstRow="1" w:lastRow="0" w:firstColumn="1" w:lastColumn="0" w:noHBand="0" w:noVBand="1"/>
+      </w:tblPr>
+      <w:tblGrid>
+        <w:gridCol w:w="1330"/>
+        <w:gridCol w:w="6308"/>
+        <w:gridCol w:w="1200"/>
+      </w:tblGrid>
+      <w:tr>
+        <w:tblPrEx>
+          <w:tblCellMar>
+            <w:top w:w="0" w:type="dxa"/>
+            <w:bottom w:w="0" w:type="dxa"/>
+          </w:tblCellMar>
+        </w:tblPrEx>
+        <w:trPr>
+          <w:tblHeader/>
+        </w:trPr>
+        <w:tc>
+          <w:tcPr>
+            <w:tcW w:w="1330" w:type="dxa"/>
+            <w:shd w:val="clear" w:color="auto" w:fill="1F3864"/>
+            <w:tcMar>
+              <w:top w:w="40" w:type="dxa"/>
+              <w:left w:w="90" w:type="dxa"/>
+              <w:bottom w:w="40" w:type="dxa"/>
+              <w:right w:w="90" w:type="dxa"/>
+            </w:tcMar>
+            <w:vAlign w:val="center"/>
+          </w:tcPr>
+          <w:p>
+            <w:pPr>
+              <w:spacing w:line="264" w:lineRule="auto"/>
+            </w:pPr>
+            <w:r>
+              <w:rPr>
+                <w:b/>
+                <w:bCs/>
+                <w:color w:val="FFFFFF"/>
+                <w:sz w:val="20"/>
+                <w:szCs w:val="20"/>
+              </w:rPr>
+              <w:t>Área</w:t>
+            </w:r>
+          </w:p>
+        </w:tc>
+        <w:tc>
+          <w:tcPr>
+            <w:tcW w:w="6308" w:type="dxa"/>
+            <w:shd w:val="clear" w:color="auto" w:fill="1F3864"/>
+            <w:tcMar>
+              <w:top w:w="40" w:type="dxa"/>
+              <w:left w:w="90" w:type="dxa"/>
+              <w:bottom w:w="40" w:type="dxa"/>
+              <w:right w:w="90" w:type="dxa"/>
+            </w:tcMar>
+            <w:vAlign w:val="center"/>
+          </w:tcPr>
+          <w:p>
+            <w:pPr>
+              <w:spacing w:line="264" w:lineRule="auto"/>
+            </w:pPr>
+            <w:r>
+              <w:rPr>
+                <w:b/>
+                <w:bCs/>
+                <w:color w:val="FFFFFF"/>
+                <w:sz w:val="20"/>
+                <w:szCs w:val="20"/>
+              </w:rPr>
+              <w:t>Corrección aplicada</w:t>
+            </w:r>
+          </w:p>
+        </w:tc>
+        <w:tc>
+          <w:tcPr>
+            <w:tcW w:w="1200" w:type="dxa"/>
+            <w:shd w:val="clear" w:color="auto" w:fill="1F3864"/>
+            <w:tcMar>
+              <w:top w:w="40" w:type="dxa"/>
+              <w:left w:w="90" w:type="dxa"/>
+              <w:bottom w:w="40" w:type="dxa"/>
+              <w:right w:w="90" w:type="dxa"/>
+            </w:tcMar>
+            <w:vAlign w:val="center"/>
+          </w:tcPr>
+          <w:p>
+            <w:pPr>
+              <w:spacing w:line="264" w:lineRule="auto"/>
+            </w:pPr>
+            <w:r>
+              <w:rPr>
+                <w:b/>
+                <w:bCs/>
+                <w:color w:val="FFFFFF"/>
+                <w:sz w:val="20"/>
+                <w:szCs w:val="20"/>
+              </w:rPr>
+              <w:t>Commit</w:t>
+            </w:r>
+          </w:p>
+        </w:tc>
+      </w:tr>
+      <w:tr>
+        <w:tblPrEx>
+          <w:tblCellMar>
+            <w:top w:w="0" w:type="dxa"/>
+            <w:bottom w:w="0" w:type="dxa"/>
+          </w:tblCellMar>
+        </w:tblPrEx>
+        <w:tc>
+          <w:tcPr>
+            <w:tcW w:w="1330" w:type="dxa"/>
+            <w:tcMar>
+              <w:top w:w="40" w:type="dxa"/>
+              <w:left w:w="90" w:type="dxa"/>
+              <w:bottom w:w="40" w:type="dxa"/>
+              <w:right w:w="90" w:type="dxa"/>
+            </w:tcMar>
+            <w:vAlign w:val="center"/>
+          </w:tcPr>
+          <w:p>
+            <w:pPr>
+              <w:spacing w:line="264" w:lineRule="auto"/>
+            </w:pPr>
+            <w:r>
+              <w:rPr>
+                <w:sz w:val="20"/>
+                <w:szCs w:val="20"/>
+              </w:rPr>
+              <w:t>Jugabilidad</w:t>
+            </w:r>
+          </w:p>
+        </w:tc>
+        <w:tc>
+          <w:tcPr>
+            <w:tcW w:w="6308" w:type="dxa"/>
+            <w:tcMar>
+              <w:top w:w="40" w:type="dxa"/>
+              <w:left w:w="90" w:type="dxa"/>
+              <w:bottom w:w="40" w:type="dxa"/>
+              <w:right w:w="90" w:type="dxa"/>
+            </w:tcMar>
+            <w:vAlign w:val="center"/>
+          </w:tcPr>
+          <w:p>
+            <w:pPr>
+              <w:spacing w:line="264" w:lineRule="auto"/>
+            </w:pPr>
+            <w:r>
+              <w:rPr>
+                <w:sz w:val="20"/>
+                <w:szCs w:val="20"/>
+              </w:rPr>
+              <w:t>Bala “fantasma”: al impactar, el cuerpo físico de la bala seguía activo e invisible en el punto de impacto, y mataba a cualquier tanque que pasara por ahí. Afectaba a los tres niveles.</w:t>
+            </w:r>
+          </w:p>
+        </w:tc>
+        <w:tc>
+          <w:tcPr>
+            <w:tcW w:w="1200" w:type="dxa"/>
+            <w:tcMar>
+              <w:top w:w="40" w:type="dxa"/>
+              <w:left w:w="90" w:type="dxa"/>
+              <w:bottom w:w="40" w:type="dxa"/>
+              <w:right w:w="90" w:type="dxa"/>
+            </w:tcMar>
+            <w:vAlign w:val="center"/>
+          </w:tcPr>
+          <w:p>
+            <w:pPr>
+              <w:spacing w:line="264" w:lineRule="auto"/>
+            </w:pPr>
+            <w:r>
+              <w:rPr>
+                <w:sz w:val="20"/>
+                <w:szCs w:val="20"/>
+              </w:rPr>
+              <w:t>8725a69</w:t>
+            </w:r>
+          </w:p>
+        </w:tc>
+      </w:tr>
+      <w:tr>
+        <w:tblPrEx>
+          <w:tblCellMar>
+            <w:top w:w="0" w:type="dxa"/>
+            <w:bottom w:w="0" w:type="dxa"/>
+          </w:tblCellMar>
+        </w:tblPrEx>
+        <w:tc>
+          <w:tcPr>
+            <w:tcW w:w="1330" w:type="dxa"/>
+            <w:shd w:val="clear" w:color="auto" w:fill="EDF1F7"/>
+            <w:tcMar>
+              <w:top w:w="40" w:type="dxa"/>
+              <w:left w:w="90" w:type="dxa"/>
+              <w:bottom w:w="40" w:type="dxa"/>
+              <w:right w:w="90" w:type="dxa"/>
+            </w:tcMar>
+            <w:vAlign w:val="center"/>
+          </w:tcPr>
+          <w:p>
+            <w:pPr>
+              <w:spacing w:line="264" w:lineRule="auto"/>
+            </w:pPr>
+            <w:r>
+              <w:rPr>
+                <w:sz w:val="20"/>
+                <w:szCs w:val="20"/>
+              </w:rPr>
+              <w:t>Jugabilidad</w:t>
+            </w:r>
+          </w:p>
+        </w:tc>
+        <w:tc>
+          <w:tcPr>
+            <w:tcW w:w="6308" w:type="dxa"/>
+            <w:shd w:val="clear" w:color="auto" w:fill="EDF1F7"/>
+            <w:tcMar>
+              <w:top w:w="40" w:type="dxa"/>
+              <w:left w:w="90" w:type="dxa"/>
+              <w:bottom w:w="40" w:type="dxa"/>
+              <w:right w:w="90" w:type="dxa"/>
+            </w:tcMar>
+            <w:vAlign w:val="center"/>
+          </w:tcPr>
+          <w:p>
+            <w:pPr>
+              <w:spacing w:line="264" w:lineRule="auto"/>
+            </w:pPr>
+            <w:r>
+              <w:rPr>
+                <w:sz w:val="20"/>
+                <w:szCs w:val="20"/>
+              </w:rPr>
+              <w:t>Barro y minas se cancelaban entre sí al modificar la velocidad; ahora sus efectos se combinan correctamente.</w:t>
+            </w:r>
+          </w:p>
+        </w:tc>
+        <w:tc>
+          <w:tcPr>
+            <w:tcW w:w="1200" w:type="dxa"/>
+            <w:shd w:val="clear" w:color="auto" w:fill="EDF1F7"/>
+            <w:tcMar>
+              <w:top w:w="40" w:type="dxa"/>
+              <w:left w:w="90" w:type="dxa"/>
+              <w:bottom w:w="40" w:type="dxa"/>
+              <w:right w:w="90" w:type="dxa"/>
+            </w:tcMar>
+            <w:vAlign w:val="center"/>
+          </w:tcPr>
+          <w:p>
+            <w:pPr>
+              <w:spacing w:line="264" w:lineRule="auto"/>
+            </w:pPr>
+            <w:r>
+              <w:rPr>
+                <w:sz w:val="20"/>
+                <w:szCs w:val="20"/>
+              </w:rPr>
+              <w:t>c5cbf45</w:t>
+            </w:r>
+          </w:p>
+        </w:tc>
+      </w:tr>
+      <w:tr>
+        <w:tblPrEx>
+          <w:tblCellMar>
+            <w:top w:w="0" w:type="dxa"/>
+            <w:bottom w:w="0" w:type="dxa"/>
+          </w:tblCellMar>
+        </w:tblPrEx>
+        <w:tc>
+          <w:tcPr>
+            <w:tcW w:w="1330" w:type="dxa"/>
+            <w:tcMar>
+              <w:top w:w="40" w:type="dxa"/>
+              <w:left w:w="90" w:type="dxa"/>
+              <w:bottom w:w="40" w:type="dxa"/>
+              <w:right w:w="90" w:type="dxa"/>
+            </w:tcMar>
+            <w:vAlign w:val="center"/>
+          </w:tcPr>
+          <w:p>
+            <w:pPr>
+              <w:spacing w:line="264" w:lineRule="auto"/>
+            </w:pPr>
+            <w:r>
+              <w:rPr>
+                <w:sz w:val="20"/>
+                <w:szCs w:val="20"/>
+              </w:rPr>
+              <w:t>Level Design</w:t>
+            </w:r>
+          </w:p>
+        </w:tc>
+        <w:tc>
+          <w:tcPr>
+            <w:tcW w:w="6308" w:type="dxa"/>
+            <w:tcMar>
+              <w:top w:w="40" w:type="dxa"/>
+              <w:left w:w="90" w:type="dxa"/>
+              <w:bottom w:w="40" w:type="dxa"/>
+              <w:right w:w="90" w:type="dxa"/>
+            </w:tcMar>
+            <w:vAlign w:val="center"/>
+          </w:tcPr>
+          <w:p>
+            <w:pPr>
+              <w:spacing w:line="264" w:lineRule="auto"/>
+            </w:pPr>
+            <w:r>
+              <w:rPr>
+                <w:sz w:val="20"/>
+                <w:szCs w:val="20"/>
+              </w:rPr>
+              <w:t>Una caja de cobertura del Nivel 1 se generaba dentro de una pared. Ahora se colocan sobre casillas libres verificadas.</w:t>
+            </w:r>
+          </w:p>
+        </w:tc>
+        <w:tc>
+          <w:tcPr>
+            <w:tcW w:w="1200" w:type="dxa"/>
+            <w:tcMar>
+              <w:top w:w="40" w:type="dxa"/>
+              <w:left w:w="90" w:type="dxa"/>
+              <w:bottom w:w="40" w:type="dxa"/>
+              <w:right w:w="90" w:type="dxa"/>
+            </w:tcMar>
+            <w:vAlign w:val="center"/>
+          </w:tcPr>
+          <w:p>
+            <w:pPr>
+              <w:spacing w:line="264" w:lineRule="auto"/>
+            </w:pPr>
+            <w:r>
+              <w:rPr>
+                <w:sz w:val="20"/>
+                <w:szCs w:val="20"/>
+              </w:rPr>
+              <w:t>f0769ce</w:t>
+            </w:r>
+          </w:p>
+        </w:tc>
+      </w:tr>
+      <w:tr>
+        <w:tblPrEx>
+          <w:tblCellMar>
+            <w:top w:w="0" w:type="dxa"/>
+            <w:bottom w:w="0" w:type="dxa"/>
+          </w:tblCellMar>
+        </w:tblPrEx>
+        <w:tc>
+          <w:tcPr>
+            <w:tcW w:w="1330" w:type="dxa"/>
+            <w:shd w:val="clear" w:color="auto" w:fill="EDF1F7"/>
+            <w:tcMar>
+              <w:top w:w="40" w:type="dxa"/>
+              <w:left w:w="90" w:type="dxa"/>
+              <w:bottom w:w="40" w:type="dxa"/>
+              <w:right w:w="90" w:type="dxa"/>
+            </w:tcMar>
+            <w:vAlign w:val="center"/>
+          </w:tcPr>
+          <w:p>
+            <w:pPr>
+              <w:spacing w:line="264" w:lineRule="auto"/>
+            </w:pPr>
+            <w:r>
+              <w:rPr>
+                <w:sz w:val="20"/>
+                <w:szCs w:val="20"/>
+              </w:rPr>
+              <w:t>Interfaz</w:t>
+            </w:r>
+          </w:p>
+        </w:tc>
+        <w:tc>
+          <w:tcPr>
+            <w:tcW w:w="6308" w:type="dxa"/>
+            <w:shd w:val="clear" w:color="auto" w:fill="EDF1F7"/>
+            <w:tcMar>
+              <w:top w:w="40" w:type="dxa"/>
+              <w:left w:w="90" w:type="dxa"/>
+              <w:bottom w:w="40" w:type="dxa"/>
+              <w:right w:w="90" w:type="dxa"/>
+            </w:tcMar>
+            <w:vAlign w:val="center"/>
+          </w:tcPr>
+          <w:p>
+            <w:pPr>
+              <w:spacing w:line="264" w:lineRule="auto"/>
+            </w:pPr>
+            <w:r>
+              <w:rPr>
+                <w:sz w:val="20"/>
+                <w:szCs w:val="20"/>
+              </w:rPr>
+              <w:t>Rediseño del menú principal (tarjetas de facción) y del HUD; rótulo superior legible y marcadores del Nivel 3 que ya no tapan al tanque.</w:t>
+            </w:r>
+          </w:p>
+        </w:tc>
+        <w:tc>
+          <w:tcPr>
+            <w:tcW w:w="1200" w:type="dxa"/>
+            <w:shd w:val="clear" w:color="auto" w:fill="EDF1F7"/>
+            <w:tcMar>
+              <w:top w:w="40" w:type="dxa"/>
+              <w:left w:w="90" w:type="dxa"/>
+              <w:bottom w:w="40" w:type="dxa"/>
+              <w:right w:w="90" w:type="dxa"/>
+            </w:tcMar>
+            <w:vAlign w:val="center"/>
+          </w:tcPr>
+          <w:p>
+            <w:pPr>
+              <w:spacing w:line="264" w:lineRule="auto"/>
+            </w:pPr>
+            <w:r>
+              <w:rPr>
+                <w:sz w:val="20"/>
+                <w:szCs w:val="20"/>
+              </w:rPr>
+              <w:t>f0769ce</w:t>
+            </w:r>
+          </w:p>
+        </w:tc>
+      </w:tr>
+      <w:tr>
+        <w:tblPrEx>
+          <w:tblCellMar>
+            <w:top w:w="0" w:type="dxa"/>
+            <w:bottom w:w="0" w:type="dxa"/>
+          </w:tblCellMar>
+        </w:tblPrEx>
+        <w:tc>
+          <w:tcPr>
+            <w:tcW w:w="1330" w:type="dxa"/>
+            <w:tcMar>
+              <w:top w:w="40" w:type="dxa"/>
+              <w:left w:w="90" w:type="dxa"/>
+              <w:bottom w:w="40" w:type="dxa"/>
+              <w:right w:w="90" w:type="dxa"/>
+            </w:tcMar>
+            <w:vAlign w:val="center"/>
+          </w:tcPr>
+          <w:p>
+            <w:pPr>
+              <w:spacing w:line="264" w:lineRule="auto"/>
+            </w:pPr>
+            <w:r>
+              <w:rPr>
+                <w:sz w:val="20"/>
+                <w:szCs w:val="20"/>
+              </w:rPr>
+              <w:t>Audio</w:t>
+            </w:r>
+          </w:p>
+        </w:tc>
+        <w:tc>
+          <w:tcPr>
+            <w:tcW w:w="6308" w:type="dxa"/>
+            <w:tcMar>
+              <w:top w:w="40" w:type="dxa"/>
+              <w:left w:w="90" w:type="dxa"/>
+              <w:bottom w:w="40" w:type="dxa"/>
+              <w:right w:w="90" w:type="dxa"/>
+            </w:tcMar>
+            <w:vAlign w:val="center"/>
+          </w:tcPr>
+          <w:p>
+            <w:pPr>
+              <w:spacing w:line="264" w:lineRule="auto"/>
+            </w:pPr>
+            <w:r>
+              <w:rPr>
+                <w:sz w:val="20"/>
+                <w:szCs w:val="20"/>
+              </w:rPr>
+              <w:t>Incorporación de las 4 pistas de música CC0 que faltaban para completar el sistema.</w:t>
+            </w:r>
+          </w:p>
+        </w:tc>
+        <w:tc>
+          <w:tcPr>
+            <w:tcW w:w="1200" w:type="dxa"/>
+            <w:tcMar>
+              <w:top w:w="40" w:type="dxa"/>
+              <w:left w:w="90" w:type="dxa"/>
+              <w:bottom w:w="40" w:type="dxa"/>
+              <w:right w:w="90" w:type="dxa"/>
+            </w:tcMar>
+            <w:vAlign w:val="center"/>
+          </w:tcPr>
+          <w:p>
+            <w:pPr>
+              <w:spacing w:line="264" w:lineRule="auto"/>
+            </w:pPr>
+            <w:r>
+              <w:rPr>
+                <w:sz w:val="20"/>
+                <w:szCs w:val="20"/>
+              </w:rPr>
+              <w:t>61c8ab5</w:t>
+            </w:r>
+          </w:p>
+        </w:tc>
+      </w:tr>
+    </w:tbl>
+    <w:p>
+      <w:pPr>
+        <w:pStyle w:val="Heading1"/>
+        <w:pBdr>
+          <w:bottom w:val="single" w:sz="8" w:space="4" w:color="C55A11"/>
+        </w:pBdr>
+        <w:spacing w:before="320" w:after="140"/>
+      </w:pPr>
+      <w:bookmarkStart w:id="17" w:name="_Toc235784593"/>
+      <w:r>
+        <w:rPr>
+          <w:b/>
+          <w:bCs/>
+          <w:color w:val="1F3864"/>
+          <w:sz w:val="30"/>
+          <w:szCs w:val="30"/>
+        </w:rPr>
+        <w:t>8. Créditos y Licencias</w:t>
+      </w:r>
+      <w:bookmarkEnd w:id="17"/>
     </w:p>
     <w:p>
       <w:pPr>
@@ -5084,7 +7605,7 @@
         <w:left w:w="10" w:type="dxa"/>
         <w:right w:w="10" w:type="dxa"/>
       </w:tblCellMar>
-      <w:tblLook w:val="0000" w:firstRow="0" w:lastRow="0" w:firstColumn="0" w:lastColumn="0" w:noHBand="0" w:noVBand="0"/>
+      <w:tblLook w:val="04A0" w:firstRow="1" w:lastRow="0" w:firstColumn="1" w:lastColumn="0" w:noHBand="0" w:noVBand="1"/>
     </w:tblPr>
     <w:tblGrid>
       <w:gridCol w:w="2946"/>
@@ -5115,10 +7636,10 @@
               <w:noProof/>
             </w:rPr>
             <w:drawing>
-              <wp:inline distT="0" distB="0" distL="0" distR="0" wp14:anchorId="294547D0" wp14:editId="61E0ADB5">
+              <wp:inline distT="0" distB="0" distL="0" distR="0" wp14:anchorId="0F4F4009" wp14:editId="6E586099">
                 <wp:extent cx="781050" cy="485775"/>
                 <wp:effectExtent l="0" t="0" r="0" b="0"/>
-                <wp:docPr id="183031779" name="Picture 183031779"/>
+                <wp:docPr id="1977484641" name="Picture 1977484641"/>
                 <wp:cNvGraphicFramePr>
                   <a:graphicFrameLocks xmlns:a="http://schemas.openxmlformats.org/drawingml/2006/main" noChangeAspect="1"/>
                 </wp:cNvGraphicFramePr>
@@ -5175,10 +7696,10 @@
               <w:noProof/>
             </w:rPr>
             <w:drawing>
-              <wp:inline distT="0" distB="0" distL="0" distR="0" wp14:anchorId="0374ECF9" wp14:editId="37B3B55E">
+              <wp:inline distT="0" distB="0" distL="0" distR="0" wp14:anchorId="4F7ECAC9" wp14:editId="4E366EF0">
                 <wp:extent cx="533400" cy="457200"/>
                 <wp:effectExtent l="0" t="0" r="0" b="0"/>
-                <wp:docPr id="231296856" name="Picture 231296856"/>
+                <wp:docPr id="395542095" name="Picture 395542095"/>
                 <wp:cNvGraphicFramePr>
                   <a:graphicFrameLocks xmlns:a="http://schemas.openxmlformats.org/drawingml/2006/main" noChangeAspect="1"/>
                 </wp:cNvGraphicFramePr>
@@ -5235,10 +7756,10 @@
               <w:noProof/>
             </w:rPr>
             <w:drawing>
-              <wp:inline distT="0" distB="0" distL="0" distR="0" wp14:anchorId="0441B7BC" wp14:editId="68325FF1">
+              <wp:inline distT="0" distB="0" distL="0" distR="0" wp14:anchorId="194AD8F0" wp14:editId="67712A4E">
                 <wp:extent cx="838200" cy="581025"/>
                 <wp:effectExtent l="0" t="0" r="0" b="0"/>
-                <wp:docPr id="474992053" name="Picture 474992053"/>
+                <wp:docPr id="584306290" name="Picture 584306290"/>
                 <wp:cNvGraphicFramePr>
                   <a:graphicFrameLocks xmlns:a="http://schemas.openxmlformats.org/drawingml/2006/main" noChangeAspect="1"/>
                 </wp:cNvGraphicFramePr>
@@ -5302,10 +7823,64 @@
 <file path=word/numbering.xml><?xml version="1.0" encoding="utf-8"?>
 <w:numbering xmlns:wpc="http://schemas.microsoft.com/office/word/2010/wordprocessingCanvas" xmlns:cx="http://schemas.microsoft.com/office/drawing/2014/chartex" xmlns:cx1="http://schemas.microsoft.com/office/drawing/2015/9/8/chartex" xmlns:cx2="http://schemas.microsoft.com/office/drawing/2015/10/21/chartex" xmlns:cx3="http://schemas.microsoft.com/office/drawing/2016/5/9/chartex" xmlns:cx4="http://schemas.microsoft.com/office/drawing/2016/5/10/chartex" xmlns:cx5="http://schemas.microsoft.com/office/drawing/2016/5/11/chartex" xmlns:cx6="http://schemas.microsoft.com/office/drawing/2016/5/12/chartex" xmlns:cx7="http://schemas.microsoft.com/office/drawing/2016/5/13/chartex" xmlns:cx8="http://schemas.microsoft.com/office/drawing/2016/5/14/chartex" xmlns:mc="http://schemas.openxmlformats.org/markup-compatibility/2006" xmlns:aink="http://schemas.microsoft.com/office/drawing/2016/ink" xmlns:am3d="http://schemas.microsoft.com/office/drawing/2017/model3d" xmlns:o="urn:schemas-microsoft-com:office:office" xmlns:oel="http://schemas.microsoft.com/office/2019/extlst" xmlns:r="http://schemas.openxmlformats.org/officeDocument/2006/relationships" xmlns:m="http://schemas.openxmlformats.org/officeDocument/2006/math" xmlns:v="urn:schemas-microsoft-com:vml" xmlns:wp14="http://schemas.microsoft.com/office/word/2010/wordprocessingDrawing" xmlns:wp="http://schemas.openxmlformats.org/drawingml/2006/wordprocessingDrawing" xmlns:w10="urn:schemas-microsoft-com:office:word" xmlns:w="http://schemas.openxmlformats.org/wordprocessingml/2006/main" xmlns:w14="http://schemas.microsoft.com/office/word/2010/wordml" xmlns:w15="http://schemas.microsoft.com/office/word/2012/wordml" xmlns:w16cex="http://schemas.microsoft.com/office/word/2018/wordml/cex" xmlns:w16cid="http://schemas.microsoft.com/office/word/2016/wordml/cid" xmlns:w16="http://schemas.microsoft.com/office/word/2018/wordml" xmlns:w16du="http://schemas.microsoft.com/office/word/2023/wordml/word16du" xmlns:w16sdtdh="http://schemas.microsoft.com/office/word/2020/wordml/sdtdatahash" xmlns:w16sdtfl="http://schemas.microsoft.com/office/word/2024/wordml/sdtformatlock" xmlns:w16se="http://schemas.microsoft.com/office/word/2015/wordml/symex" xmlns:wpg="http://schemas.microsoft.com/office/word/2010/wordprocessingGroup" xmlns:wpi="http://schemas.microsoft.com/office/word/2010/wordprocessingInk" xmlns:wne="http://schemas.microsoft.com/office/word/2006/wordml" xmlns:wps="http://schemas.microsoft.com/office/word/2010/wordprocessingShape" mc:Ignorable="w14 w15 w16se w16cid w16 w16cex w16sdtdh w16sdtfl w16du wp14">
   <w:abstractNum w:abstractNumId="0" w15:restartNumberingAfterBreak="0">
-    <w:nsid w:val="43C5125B"/>
+    <w:nsid w:val="68F548EA"/>
     <w:multiLevelType w:val="hybridMultilevel"/>
-    <w:tmpl w:val="155A6EBC"/>
-    <w:lvl w:ilvl="0" w:tplc="C1D205A8">
+    <w:tmpl w:val="F788DB8E"/>
+    <w:lvl w:ilvl="0" w:tplc="790C1F06">
+      <w:start w:val="1"/>
+      <w:numFmt w:val="bullet"/>
+      <w:lvlText w:val="•"/>
+      <w:lvlJc w:val="left"/>
+      <w:pPr>
+        <w:ind w:left="360" w:hanging="220"/>
+      </w:pPr>
+    </w:lvl>
+    <w:lvl w:ilvl="1" w:tplc="7F5A31F0">
+      <w:numFmt w:val="decimal"/>
+      <w:lvlText w:val=""/>
+      <w:lvlJc w:val="left"/>
+    </w:lvl>
+    <w:lvl w:ilvl="2" w:tplc="305216E8">
+      <w:numFmt w:val="decimal"/>
+      <w:lvlText w:val=""/>
+      <w:lvlJc w:val="left"/>
+    </w:lvl>
+    <w:lvl w:ilvl="3" w:tplc="3BA0D730">
+      <w:numFmt w:val="decimal"/>
+      <w:lvlText w:val=""/>
+      <w:lvlJc w:val="left"/>
+    </w:lvl>
+    <w:lvl w:ilvl="4" w:tplc="FC4C9E1A">
+      <w:numFmt w:val="decimal"/>
+      <w:lvlText w:val=""/>
+      <w:lvlJc w:val="left"/>
+    </w:lvl>
+    <w:lvl w:ilvl="5" w:tplc="C610D566">
+      <w:numFmt w:val="decimal"/>
+      <w:lvlText w:val=""/>
+      <w:lvlJc w:val="left"/>
+    </w:lvl>
+    <w:lvl w:ilvl="6" w:tplc="27F2F608">
+      <w:numFmt w:val="decimal"/>
+      <w:lvlText w:val=""/>
+      <w:lvlJc w:val="left"/>
+    </w:lvl>
+    <w:lvl w:ilvl="7" w:tplc="300E0FFE">
+      <w:numFmt w:val="decimal"/>
+      <w:lvlText w:val=""/>
+      <w:lvlJc w:val="left"/>
+    </w:lvl>
+    <w:lvl w:ilvl="8" w:tplc="E48205AC">
+      <w:numFmt w:val="decimal"/>
+      <w:lvlText w:val=""/>
+      <w:lvlJc w:val="left"/>
+    </w:lvl>
+  </w:abstractNum>
+  <w:abstractNum w:abstractNumId="1" w15:restartNumberingAfterBreak="0">
+    <w:nsid w:val="72E756DC"/>
+    <w:multiLevelType w:val="hybridMultilevel"/>
+    <w:tmpl w:val="97A0472A"/>
+    <w:lvl w:ilvl="0" w:tplc="8A4882D2">
       <w:start w:val="1"/>
       <w:numFmt w:val="bullet"/>
       <w:lvlText w:val="●"/>
@@ -5314,7 +7889,7 @@
         <w:ind w:left="720" w:hanging="360"/>
       </w:pPr>
     </w:lvl>
-    <w:lvl w:ilvl="1" w:tplc="3B86DE1A">
+    <w:lvl w:ilvl="1" w:tplc="449459FC">
       <w:start w:val="1"/>
       <w:numFmt w:val="bullet"/>
       <w:lvlText w:val="○"/>
@@ -5323,7 +7898,7 @@
         <w:ind w:left="1440" w:hanging="360"/>
       </w:pPr>
     </w:lvl>
-    <w:lvl w:ilvl="2" w:tplc="182CC76E">
+    <w:lvl w:ilvl="2" w:tplc="A5646B66">
       <w:start w:val="1"/>
       <w:numFmt w:val="bullet"/>
       <w:lvlText w:val="■"/>
@@ -5332,7 +7907,7 @@
         <w:ind w:left="2160" w:hanging="360"/>
       </w:pPr>
     </w:lvl>
-    <w:lvl w:ilvl="3" w:tplc="3AFA0B44">
+    <w:lvl w:ilvl="3" w:tplc="990E5AA2">
       <w:start w:val="1"/>
       <w:numFmt w:val="bullet"/>
       <w:lvlText w:val="●"/>
@@ -5341,7 +7916,7 @@
         <w:ind w:left="2880" w:hanging="360"/>
       </w:pPr>
     </w:lvl>
-    <w:lvl w:ilvl="4" w:tplc="B31831B8">
+    <w:lvl w:ilvl="4" w:tplc="758038E6">
       <w:start w:val="1"/>
       <w:numFmt w:val="bullet"/>
       <w:lvlText w:val="○"/>
@@ -5350,7 +7925,7 @@
         <w:ind w:left="3600" w:hanging="360"/>
       </w:pPr>
     </w:lvl>
-    <w:lvl w:ilvl="5" w:tplc="C7B8691E">
+    <w:lvl w:ilvl="5" w:tplc="52784468">
       <w:start w:val="1"/>
       <w:numFmt w:val="bullet"/>
       <w:lvlText w:val="■"/>
@@ -5359,7 +7934,7 @@
         <w:ind w:left="4320" w:hanging="360"/>
       </w:pPr>
     </w:lvl>
-    <w:lvl w:ilvl="6" w:tplc="00CCD6B8">
+    <w:lvl w:ilvl="6" w:tplc="B8BEC9E4">
       <w:start w:val="1"/>
       <w:numFmt w:val="bullet"/>
       <w:lvlText w:val="●"/>
@@ -5368,7 +7943,7 @@
         <w:ind w:left="5040" w:hanging="360"/>
       </w:pPr>
     </w:lvl>
-    <w:lvl w:ilvl="7" w:tplc="C996FDBA">
+    <w:lvl w:ilvl="7" w:tplc="A49A289E">
       <w:start w:val="1"/>
       <w:numFmt w:val="bullet"/>
       <w:lvlText w:val="●"/>
@@ -5377,7 +7952,7 @@
         <w:ind w:left="5760" w:hanging="360"/>
       </w:pPr>
     </w:lvl>
-    <w:lvl w:ilvl="8" w:tplc="92D44B54">
+    <w:lvl w:ilvl="8" w:tplc="7EBEE2CC">
       <w:start w:val="1"/>
       <w:numFmt w:val="bullet"/>
       <w:lvlText w:val="●"/>
@@ -5387,68 +7962,14 @@
       </w:pPr>
     </w:lvl>
   </w:abstractNum>
-  <w:abstractNum w:abstractNumId="1" w15:restartNumberingAfterBreak="0">
-    <w:nsid w:val="7DDD5822"/>
-    <w:multiLevelType w:val="hybridMultilevel"/>
-    <w:tmpl w:val="D794E344"/>
-    <w:lvl w:ilvl="0" w:tplc="3F80830C">
-      <w:start w:val="1"/>
-      <w:numFmt w:val="bullet"/>
-      <w:lvlText w:val="•"/>
-      <w:lvlJc w:val="left"/>
-      <w:pPr>
-        <w:ind w:left="360" w:hanging="220"/>
-      </w:pPr>
-    </w:lvl>
-    <w:lvl w:ilvl="1" w:tplc="CF7ED4E0">
-      <w:numFmt w:val="decimal"/>
-      <w:lvlText w:val=""/>
-      <w:lvlJc w:val="left"/>
-    </w:lvl>
-    <w:lvl w:ilvl="2" w:tplc="4A0AE716">
-      <w:numFmt w:val="decimal"/>
-      <w:lvlText w:val=""/>
-      <w:lvlJc w:val="left"/>
-    </w:lvl>
-    <w:lvl w:ilvl="3" w:tplc="E6328B76">
-      <w:numFmt w:val="decimal"/>
-      <w:lvlText w:val=""/>
-      <w:lvlJc w:val="left"/>
-    </w:lvl>
-    <w:lvl w:ilvl="4" w:tplc="ABF463D6">
-      <w:numFmt w:val="decimal"/>
-      <w:lvlText w:val=""/>
-      <w:lvlJc w:val="left"/>
-    </w:lvl>
-    <w:lvl w:ilvl="5" w:tplc="61C8AFD6">
-      <w:numFmt w:val="decimal"/>
-      <w:lvlText w:val=""/>
-      <w:lvlJc w:val="left"/>
-    </w:lvl>
-    <w:lvl w:ilvl="6" w:tplc="3564A396">
-      <w:numFmt w:val="decimal"/>
-      <w:lvlText w:val=""/>
-      <w:lvlJc w:val="left"/>
-    </w:lvl>
-    <w:lvl w:ilvl="7" w:tplc="20A82348">
-      <w:numFmt w:val="decimal"/>
-      <w:lvlText w:val=""/>
-      <w:lvlJc w:val="left"/>
-    </w:lvl>
-    <w:lvl w:ilvl="8" w:tplc="DB4C8540">
-      <w:numFmt w:val="decimal"/>
-      <w:lvlText w:val=""/>
-      <w:lvlJc w:val="left"/>
-    </w:lvl>
-  </w:abstractNum>
-  <w:num w:numId="1" w16cid:durableId="916133839">
-    <w:abstractNumId w:val="0"/>
+  <w:num w:numId="1" w16cid:durableId="899246242">
+    <w:abstractNumId w:val="1"/>
     <w:lvlOverride w:ilvl="0">
       <w:startOverride w:val="1"/>
     </w:lvlOverride>
   </w:num>
-  <w:num w:numId="2" w16cid:durableId="248513101">
-    <w:abstractNumId w:val="1"/>
+  <w:num w:numId="2" w16cid:durableId="660930824">
+    <w:abstractNumId w:val="0"/>
     <w:lvlOverride w:ilvl="0">
       <w:startOverride w:val="1"/>
     </w:lvlOverride>
@@ -6060,7 +8581,7 @@
     <w:autoRedefine/>
     <w:uiPriority w:val="39"/>
     <w:unhideWhenUsed/>
-    <w:rsid w:val="000C7B91"/>
+    <w:rsid w:val="00E3690F"/>
     <w:pPr>
       <w:spacing w:after="100"/>
     </w:pPr>
@@ -6072,7 +8593,7 @@
     <w:autoRedefine/>
     <w:uiPriority w:val="39"/>
     <w:unhideWhenUsed/>
-    <w:rsid w:val="000C7B91"/>
+    <w:rsid w:val="00E3690F"/>
     <w:pPr>
       <w:spacing w:after="100"/>
       <w:ind w:left="220"/>
